--- a/1000 Prompt/FORMAT_FINAL_CLEAN/PACK 10 – 100 PROMPT FUSION (ĐA LĨNH VỰC).docx
+++ b/1000 Prompt/FORMAT_FINAL_CLEAN/PACK 10 – 100 PROMPT FUSION (ĐA LĨNH VỰC).docx
@@ -4,9 +4,8 @@
   <w:body>
     <w:p>
       <w:pPr>
-        <w:keepNext w:val="0"/>
-        <w:keepLines w:val="0"/>
-        <w:spacing/>
+        <w:spacing w:before="120" w:after="120" w:line="240" w:lineRule="auto"/>
+        <w:jc w:val="both"/>
         <w:rPr>
           <w:rFonts w:ascii="Times New Roman" w:hAnsi="Times New Roman" w:cs="Times New Roman"/>
           <w:b/>
@@ -18,17 +17,18 @@
       </w:pPr>
       <w:r>
         <w:rPr>
-          <w:rFonts w:ascii="Times New Roman" w:hAnsi="Times New Roman" w:eastAsia="Times New Roman"/>
+          <w:rFonts w:ascii="Times New Roman" w:eastAsia="Times New Roman" w:hAnsi="Times New Roman" w:cs="Times New Roman"/>
           <w:b/>
           <w:sz w:val="28"/>
+          <w:szCs w:val="28"/>
         </w:rPr>
         <w:t>PACK 10 – 100 PROMPT FUSION (ĐA LĨNH VỰC)</w:t>
       </w:r>
     </w:p>
     <w:p>
       <w:pPr>
-        <w:spacing/>
-        <w:ind/>
+        <w:spacing w:before="120" w:after="120" w:line="240" w:lineRule="auto"/>
+        <w:jc w:val="both"/>
         <w:rPr>
           <w:rFonts w:ascii="Times New Roman" w:hAnsi="Times New Roman" w:cs="Times New Roman"/>
           <w:b/>
@@ -40,17 +40,18 @@
       </w:pPr>
       <w:r>
         <w:rPr>
-          <w:rFonts w:ascii="Times New Roman" w:hAnsi="Times New Roman" w:eastAsia="Times New Roman"/>
+          <w:rFonts w:ascii="Times New Roman" w:eastAsia="Times New Roman" w:hAnsi="Times New Roman" w:cs="Times New Roman"/>
           <w:b/>
           <w:sz w:val="28"/>
+          <w:szCs w:val="28"/>
         </w:rPr>
         <w:t>MỤC LỤC</w:t>
       </w:r>
     </w:p>
     <w:p>
       <w:pPr>
-        <w:spacing/>
-        <w:ind/>
+        <w:spacing w:before="120" w:after="120" w:line="240" w:lineRule="auto"/>
+        <w:jc w:val="both"/>
         <w:rPr>
           <w:rFonts w:ascii="Times New Roman" w:hAnsi="Times New Roman" w:cs="Times New Roman"/>
           <w:i/>
@@ -62,17 +63,18 @@
       </w:pPr>
       <w:r>
         <w:rPr>
-          <w:rFonts w:ascii="Times New Roman" w:hAnsi="Times New Roman" w:eastAsia="Times New Roman"/>
+          <w:rFonts w:ascii="Times New Roman" w:eastAsia="Times New Roman" w:hAnsi="Times New Roman" w:cs="Times New Roman"/>
           <w:i/>
           <w:sz w:val="28"/>
+          <w:szCs w:val="28"/>
         </w:rPr>
         <w:t>1. Fusion Kinh doanh + AI (10 prompt): Chiến lược dùng AI để tăng gấp đôi doanh thu theo mô hình OKR , xây dựng hệ thống bán hàng tự động , và lộ trình 90 ngày giảm 30% chi phí vận hành doanh nghiệp.</w:t>
       </w:r>
     </w:p>
     <w:p>
       <w:pPr>
-        <w:spacing/>
-        <w:ind/>
+        <w:spacing w:before="120" w:after="120" w:line="240" w:lineRule="auto"/>
+        <w:jc w:val="both"/>
         <w:rPr>
           <w:rFonts w:ascii="Times New Roman" w:hAnsi="Times New Roman" w:cs="Times New Roman"/>
           <w:i/>
@@ -84,17 +86,18 @@
       </w:pPr>
       <w:r>
         <w:rPr>
-          <w:rFonts w:ascii="Times New Roman" w:hAnsi="Times New Roman" w:eastAsia="Times New Roman"/>
+          <w:rFonts w:ascii="Times New Roman" w:eastAsia="Times New Roman" w:hAnsi="Times New Roman" w:cs="Times New Roman"/>
           <w:i/>
           <w:sz w:val="28"/>
+          <w:szCs w:val="28"/>
         </w:rPr>
         <w:t>2. Fusion Marketing + Sáng tạo (10 prompt): Kịch bản video storytelling kết hợp nghệ thuật điện ảnh , chiến dịch Marketing kết hợp âm nhạc, nghệ thuật đường phố , và ý tưởng quảng cáo OOH 3D độc đáo.</w:t>
       </w:r>
     </w:p>
     <w:p>
       <w:pPr>
-        <w:spacing/>
-        <w:ind/>
+        <w:spacing w:before="120" w:after="120" w:line="240" w:lineRule="auto"/>
+        <w:jc w:val="both"/>
         <w:rPr>
           <w:rFonts w:ascii="Times New Roman" w:hAnsi="Times New Roman" w:cs="Times New Roman"/>
           <w:i/>
@@ -106,17 +109,18 @@
       </w:pPr>
       <w:r>
         <w:rPr>
-          <w:rFonts w:ascii="Times New Roman" w:hAnsi="Times New Roman" w:eastAsia="Times New Roman"/>
+          <w:rFonts w:ascii="Times New Roman" w:eastAsia="Times New Roman" w:hAnsi="Times New Roman" w:cs="Times New Roman"/>
           <w:i/>
           <w:sz w:val="28"/>
+          <w:szCs w:val="28"/>
         </w:rPr>
         <w:t>3. Fusion Lãnh đạo + Phát triển bản thân (10 prompt): Kế hoạch 90 ngày rèn luyện kỹ năng lãnh đạo và quản trị cảm xúc , kịch bản TED Talk: "Lãnh đạo bắt đầu từ việc quản trị chính mình" , và chiến lược Fusion giữa "tư duy chiến lược" và "tư duy hạnh phúc".</w:t>
       </w:r>
     </w:p>
     <w:p>
       <w:pPr>
-        <w:spacing/>
-        <w:ind/>
+        <w:spacing w:before="120" w:after="120" w:line="240" w:lineRule="auto"/>
+        <w:jc w:val="both"/>
         <w:rPr>
           <w:rFonts w:ascii="Times New Roman" w:hAnsi="Times New Roman" w:cs="Times New Roman"/>
           <w:i/>
@@ -128,17 +132,18 @@
       </w:pPr>
       <w:r>
         <w:rPr>
-          <w:rFonts w:ascii="Times New Roman" w:hAnsi="Times New Roman" w:eastAsia="Times New Roman"/>
+          <w:rFonts w:ascii="Times New Roman" w:eastAsia="Times New Roman" w:hAnsi="Times New Roman" w:cs="Times New Roman"/>
           <w:i/>
           <w:sz w:val="28"/>
+          <w:szCs w:val="28"/>
         </w:rPr>
         <w:t>4. Fusion Đàm phán + Tâm lý học (10 prompt): Chiến lược đàm phán win-win khi đối tác dùng chiến thuật “im lặng kéo dài” , ứng dụng nguyên tắc ám thị , và kế hoạch ứng dụng NLP (lập trình ngôn ngữ tư duy) trong thuyết phục khách hàng.</w:t>
       </w:r>
     </w:p>
     <w:p>
       <w:pPr>
-        <w:spacing/>
-        <w:ind/>
+        <w:spacing w:before="120" w:after="120" w:line="240" w:lineRule="auto"/>
+        <w:jc w:val="both"/>
         <w:rPr>
           <w:rFonts w:ascii="Times New Roman" w:hAnsi="Times New Roman" w:cs="Times New Roman"/>
           <w:i/>
@@ -150,17 +155,18 @@
       </w:pPr>
       <w:r>
         <w:rPr>
-          <w:rFonts w:ascii="Times New Roman" w:hAnsi="Times New Roman" w:eastAsia="Times New Roman"/>
+          <w:rFonts w:ascii="Times New Roman" w:eastAsia="Times New Roman" w:hAnsi="Times New Roman" w:cs="Times New Roman"/>
           <w:i/>
           <w:sz w:val="28"/>
+          <w:szCs w:val="28"/>
         </w:rPr>
         <w:t>5. Fusion Kinh doanh + Cuộc sống (10 prompt): Kế hoạch giúp doanh nhân phát triển công ty vừa duy trì hạnh phúc gia đình , chiến lược phân bổ thời gian giữa kiếm tiền và chăm sóc sức khỏe , và checklist 20 cách doanh nhân chăm sóc sức khỏe tinh thần.</w:t>
       </w:r>
     </w:p>
     <w:p>
       <w:pPr>
-        <w:spacing/>
-        <w:ind/>
+        <w:spacing w:before="120" w:after="120" w:line="240" w:lineRule="auto"/>
+        <w:jc w:val="both"/>
         <w:rPr>
           <w:rFonts w:ascii="Times New Roman" w:hAnsi="Times New Roman" w:cs="Times New Roman"/>
           <w:i/>
@@ -172,17 +178,18 @@
       </w:pPr>
       <w:r>
         <w:rPr>
-          <w:rFonts w:ascii="Times New Roman" w:hAnsi="Times New Roman" w:eastAsia="Times New Roman"/>
+          <w:rFonts w:ascii="Times New Roman" w:eastAsia="Times New Roman" w:hAnsi="Times New Roman" w:cs="Times New Roman"/>
           <w:i/>
           <w:sz w:val="28"/>
+          <w:szCs w:val="28"/>
         </w:rPr>
         <w:t>6. Fusion AI + Học tập &amp; Giáo dục (10 prompt): Kế hoạch dùng AI cá nhân hóa lộ trình học tiếng Anh , kịch bản AI gia sư ảo dạy lập trình , và workshop “AI trong giáo dục – học nhanh gấp 10 lần”.</w:t>
       </w:r>
     </w:p>
     <w:p>
       <w:pPr>
-        <w:spacing/>
-        <w:ind/>
+        <w:spacing w:before="120" w:after="120" w:line="240" w:lineRule="auto"/>
+        <w:jc w:val="both"/>
         <w:rPr>
           <w:rFonts w:ascii="Times New Roman" w:hAnsi="Times New Roman" w:cs="Times New Roman"/>
           <w:i/>
@@ -194,17 +201,18 @@
       </w:pPr>
       <w:r>
         <w:rPr>
-          <w:rFonts w:ascii="Times New Roman" w:hAnsi="Times New Roman" w:eastAsia="Times New Roman"/>
+          <w:rFonts w:ascii="Times New Roman" w:eastAsia="Times New Roman" w:hAnsi="Times New Roman" w:cs="Times New Roman"/>
           <w:i/>
           <w:sz w:val="28"/>
+          <w:szCs w:val="28"/>
         </w:rPr>
         <w:t>7. Fusion Marketing + Đời sống xã hội (10 prompt): Chiến dịch Marketing CSR (trách nhiệm xã hội) , chiến lược kết hợp marketing + giáo dục cộng đồng , và chiến dịch “1 sản phẩm = 1 đóng góp”.</w:t>
       </w:r>
     </w:p>
     <w:p>
       <w:pPr>
-        <w:spacing/>
-        <w:ind/>
+        <w:spacing w:before="120" w:after="120" w:line="240" w:lineRule="auto"/>
+        <w:jc w:val="both"/>
         <w:rPr>
           <w:rFonts w:ascii="Times New Roman" w:hAnsi="Times New Roman" w:cs="Times New Roman"/>
           <w:i/>
@@ -216,17 +224,18 @@
       </w:pPr>
       <w:r>
         <w:rPr>
-          <w:rFonts w:ascii="Times New Roman" w:hAnsi="Times New Roman" w:eastAsia="Times New Roman"/>
+          <w:rFonts w:ascii="Times New Roman" w:eastAsia="Times New Roman" w:hAnsi="Times New Roman" w:cs="Times New Roman"/>
           <w:i/>
           <w:sz w:val="28"/>
+          <w:szCs w:val="28"/>
         </w:rPr>
         <w:t>8. Fusion Sáng tạo + Lãnh đạo (10 prompt): Kịch bản CEO dùng Storytelling để truyền cảm hứng cho nhân viên , áp dụng “tư duy thiết kế” (Design Thinking) trong lãnh đạo , và huấn luyện lãnh đạo bằng trí tưởng tượng.</w:t>
       </w:r>
     </w:p>
     <w:p>
       <w:pPr>
-        <w:spacing/>
-        <w:ind/>
+        <w:spacing w:before="120" w:after="120" w:line="240" w:lineRule="auto"/>
+        <w:jc w:val="both"/>
         <w:rPr>
           <w:rFonts w:ascii="Times New Roman" w:hAnsi="Times New Roman" w:cs="Times New Roman"/>
           <w:i/>
@@ -238,40 +247,53 @@
       </w:pPr>
       <w:r>
         <w:rPr>
-          <w:rFonts w:ascii="Times New Roman" w:hAnsi="Times New Roman" w:eastAsia="Times New Roman"/>
+          <w:rFonts w:ascii="Times New Roman" w:eastAsia="Times New Roman" w:hAnsi="Times New Roman" w:cs="Times New Roman"/>
           <w:i/>
           <w:sz w:val="28"/>
+          <w:szCs w:val="28"/>
         </w:rPr>
         <w:t>9. Fusion Tài chính + Hạnh phúc (10 prompt): Kế hoạch 10 năm đạt tự do tài chính mà vẫn tận hưởng cuộc sống hằng ngày , hướng dẫn cân bằng giữa tiết kiệm, đầu tư và chi tiêu để hạnh phúc , và chiến lược tạo thu nhập thụ động để có nhiều thời gian hơn cho gia đình.</w:t>
       </w:r>
     </w:p>
     <w:p>
       <w:pPr>
-        <w:spacing/>
-        <w:ind/>
-        <w:rPr>
-          <w:rFonts w:ascii="Times New Roman" w:hAnsi="Times New Roman" w:cs="Times New Roman"/>
+        <w:spacing w:before="120" w:after="120" w:line="240" w:lineRule="auto"/>
+        <w:jc w:val="both"/>
+        <w:rPr>
+          <w:rFonts w:ascii="Times New Roman" w:eastAsia="Times New Roman" w:hAnsi="Times New Roman" w:cs="Times New Roman"/>
           <w:i/>
+          <w:sz w:val="28"/>
+          <w:szCs w:val="28"/>
+          <w:lang w:val="en-US"/>
+        </w:rPr>
+      </w:pPr>
+      <w:r>
+        <w:rPr>
+          <w:rFonts w:ascii="Times New Roman" w:eastAsia="Times New Roman" w:hAnsi="Times New Roman" w:cs="Times New Roman"/>
+          <w:i/>
+          <w:sz w:val="28"/>
+          <w:szCs w:val="28"/>
+        </w:rPr>
+        <w:t>10. Fusion Tương lai + Con người (10 prompt): Kịch bản TED Talk: “Con người và AI sẽ cùng nhau phát triển thế nào trong 20 năm tới?” , kỹ năng con người cần để không bị thay thế bởi AI , và bản tuyên ngôn “Con người + AI = Tương lai thịnh vượng chung”.</w:t>
+      </w:r>
+    </w:p>
+    <w:p>
+      <w:pPr>
+        <w:spacing w:before="120" w:after="120" w:line="240" w:lineRule="auto"/>
+        <w:jc w:val="both"/>
+        <w:rPr>
+          <w:rFonts w:ascii="Times New Roman" w:hAnsi="Times New Roman" w:cs="Times New Roman"/>
           <w:iCs/>
           <w:sz w:val="28"/>
           <w:szCs w:val="28"/>
           <w:lang w:val="en-US"/>
         </w:rPr>
       </w:pPr>
-      <w:r>
-        <w:rPr>
-          <w:rFonts w:ascii="Times New Roman" w:hAnsi="Times New Roman" w:eastAsia="Times New Roman"/>
-          <w:i/>
-          <w:sz w:val="28"/>
-        </w:rPr>
-        <w:t>10. Fusion Tương lai + Con người (10 prompt): Kịch bản TED Talk: “Con người và AI sẽ cùng nhau phát triển thế nào trong 20 năm tới?” , kỹ năng con người cần để không bị thay thế bởi AI , và bản tuyên ngôn “Con người + AI = Tương lai thịnh vượng chung”.</w:t>
-      </w:r>
-    </w:p>
-    <w:p>
-      <w:pPr>
-        <w:keepNext w:val="0"/>
-        <w:keepLines w:val="0"/>
-        <w:spacing/>
+    </w:p>
+    <w:p>
+      <w:pPr>
+        <w:spacing w:before="120" w:after="120" w:line="240" w:lineRule="auto"/>
+        <w:jc w:val="both"/>
         <w:rPr>
           <w:rFonts w:ascii="Times New Roman" w:hAnsi="Times New Roman" w:cs="Times New Roman"/>
           <w:b/>
@@ -282,198 +304,219 @@
       </w:pPr>
       <w:r>
         <w:rPr>
-          <w:rFonts w:ascii="Times New Roman" w:hAnsi="Times New Roman" w:eastAsia="Times New Roman"/>
+          <w:rFonts w:ascii="Times New Roman" w:eastAsia="Times New Roman" w:hAnsi="Times New Roman" w:cs="Times New Roman"/>
           <w:b/>
           <w:sz w:val="28"/>
+          <w:szCs w:val="28"/>
         </w:rPr>
         <w:t>1. Fusion Kinh doanh + AI (10 prompt)</w:t>
       </w:r>
     </w:p>
     <w:p>
       <w:pPr>
-        <w:spacing/>
-        <w:ind w:left="620" w:hanging="360"/>
-        <w:rPr>
-          <w:rFonts w:ascii="Times New Roman" w:hAnsi="Times New Roman" w:cs="Times New Roman"/>
-          <w:sz w:val="28"/>
-          <w:szCs w:val="28"/>
-        </w:rPr>
-      </w:pPr>
-      <w:r>
-        <w:rPr>
-          <w:rFonts w:ascii="Times New Roman" w:hAnsi="Times New Roman" w:eastAsia="Times New Roman"/>
-          <w:sz w:val="28"/>
-        </w:rPr>
+        <w:spacing w:before="120" w:after="120" w:line="240" w:lineRule="auto"/>
+        <w:ind w:left="620" w:hanging="360"/>
+        <w:jc w:val="both"/>
+        <w:rPr>
+          <w:rFonts w:ascii="Times New Roman" w:hAnsi="Times New Roman" w:cs="Times New Roman"/>
+          <w:sz w:val="28"/>
+          <w:szCs w:val="28"/>
+        </w:rPr>
+      </w:pPr>
+      <w:r>
+        <w:rPr>
+          <w:rFonts w:ascii="Times New Roman" w:eastAsia="Times New Roman" w:hAnsi="Times New Roman" w:cs="Times New Roman"/>
+          <w:sz w:val="28"/>
+          <w:szCs w:val="28"/>
+        </w:rPr>
+        <w:lastRenderedPageBreak/>
         <w:t>1.  Hãy viết chiến lược dùng AI để tăng gấp đôi doanh thu SP/DV = [___] trong 12 tháng tới, trình bày theo mô hình OKR.</w:t>
       </w:r>
     </w:p>
     <w:p>
       <w:pPr>
-        <w:spacing/>
-        <w:ind w:left="620" w:hanging="360"/>
-        <w:rPr>
-          <w:rFonts w:ascii="Times New Roman" w:hAnsi="Times New Roman" w:cs="Times New Roman"/>
-          <w:sz w:val="28"/>
-          <w:szCs w:val="28"/>
-        </w:rPr>
-      </w:pPr>
-      <w:r>
-        <w:rPr>
-          <w:rFonts w:ascii="Times New Roman" w:hAnsi="Times New Roman" w:eastAsia="Times New Roman"/>
-          <w:sz w:val="28"/>
+        <w:spacing w:before="120" w:after="120" w:line="240" w:lineRule="auto"/>
+        <w:ind w:left="620" w:hanging="360"/>
+        <w:jc w:val="both"/>
+        <w:rPr>
+          <w:rFonts w:ascii="Times New Roman" w:hAnsi="Times New Roman" w:cs="Times New Roman"/>
+          <w:sz w:val="28"/>
+          <w:szCs w:val="28"/>
+        </w:rPr>
+      </w:pPr>
+      <w:r>
+        <w:rPr>
+          <w:rFonts w:ascii="Times New Roman" w:eastAsia="Times New Roman" w:hAnsi="Times New Roman" w:cs="Times New Roman"/>
+          <w:sz w:val="28"/>
+          <w:szCs w:val="28"/>
         </w:rPr>
         <w:t>2.  Soạn kế hoạch kết hợp AI + chatbot để xây dựng hệ thống bán hàng tự động cho SP/DV = [___].</w:t>
       </w:r>
     </w:p>
     <w:p>
       <w:pPr>
-        <w:spacing/>
-        <w:ind w:left="620" w:hanging="360"/>
-        <w:rPr>
-          <w:rFonts w:ascii="Times New Roman" w:hAnsi="Times New Roman" w:cs="Times New Roman"/>
-          <w:sz w:val="28"/>
-          <w:szCs w:val="28"/>
-        </w:rPr>
-      </w:pPr>
-      <w:r>
-        <w:rPr>
-          <w:rFonts w:ascii="Times New Roman" w:hAnsi="Times New Roman" w:eastAsia="Times New Roman"/>
-          <w:sz w:val="28"/>
+        <w:spacing w:before="120" w:after="120" w:line="240" w:lineRule="auto"/>
+        <w:ind w:left="620" w:hanging="360"/>
+        <w:jc w:val="both"/>
+        <w:rPr>
+          <w:rFonts w:ascii="Times New Roman" w:hAnsi="Times New Roman" w:cs="Times New Roman"/>
+          <w:sz w:val="28"/>
+          <w:szCs w:val="28"/>
+        </w:rPr>
+      </w:pPr>
+      <w:r>
+        <w:rPr>
+          <w:rFonts w:ascii="Times New Roman" w:eastAsia="Times New Roman" w:hAnsi="Times New Roman" w:cs="Times New Roman"/>
+          <w:sz w:val="28"/>
+          <w:szCs w:val="28"/>
         </w:rPr>
         <w:t>3.  Viết lộ trình ứng dụng AI vào phân tích dữ liệu khách hàng để tạo chiến dịch marketing cá nhân hóa cho SP/DV = [___].</w:t>
       </w:r>
     </w:p>
     <w:p>
       <w:pPr>
-        <w:spacing/>
-        <w:ind w:left="620" w:hanging="360"/>
-        <w:rPr>
-          <w:rFonts w:ascii="Times New Roman" w:hAnsi="Times New Roman" w:cs="Times New Roman"/>
-          <w:sz w:val="28"/>
-          <w:szCs w:val="28"/>
-        </w:rPr>
-      </w:pPr>
-      <w:r>
-        <w:rPr>
-          <w:rFonts w:ascii="Times New Roman" w:hAnsi="Times New Roman" w:eastAsia="Times New Roman"/>
-          <w:sz w:val="28"/>
+        <w:spacing w:before="120" w:after="120" w:line="240" w:lineRule="auto"/>
+        <w:ind w:left="620" w:hanging="360"/>
+        <w:jc w:val="both"/>
+        <w:rPr>
+          <w:rFonts w:ascii="Times New Roman" w:hAnsi="Times New Roman" w:cs="Times New Roman"/>
+          <w:sz w:val="28"/>
+          <w:szCs w:val="28"/>
+        </w:rPr>
+      </w:pPr>
+      <w:r>
+        <w:rPr>
+          <w:rFonts w:ascii="Times New Roman" w:eastAsia="Times New Roman" w:hAnsi="Times New Roman" w:cs="Times New Roman"/>
+          <w:sz w:val="28"/>
+          <w:szCs w:val="28"/>
         </w:rPr>
         <w:t>4.  Hãy viết kịch bản workshop “CEO ứng dụng AI vào kinh doanh” với case study thực tế từ SP/DV = [___].</w:t>
       </w:r>
     </w:p>
     <w:p>
       <w:pPr>
-        <w:spacing/>
-        <w:ind w:left="620" w:hanging="360"/>
-        <w:rPr>
-          <w:rFonts w:ascii="Times New Roman" w:hAnsi="Times New Roman" w:cs="Times New Roman"/>
-          <w:sz w:val="28"/>
-          <w:szCs w:val="28"/>
-        </w:rPr>
-      </w:pPr>
-      <w:r>
-        <w:rPr>
-          <w:rFonts w:ascii="Times New Roman" w:hAnsi="Times New Roman" w:eastAsia="Times New Roman"/>
-          <w:sz w:val="28"/>
+        <w:spacing w:before="120" w:after="120" w:line="240" w:lineRule="auto"/>
+        <w:ind w:left="620" w:hanging="360"/>
+        <w:jc w:val="both"/>
+        <w:rPr>
+          <w:rFonts w:ascii="Times New Roman" w:hAnsi="Times New Roman" w:cs="Times New Roman"/>
+          <w:sz w:val="28"/>
+          <w:szCs w:val="28"/>
+        </w:rPr>
+      </w:pPr>
+      <w:r>
+        <w:rPr>
+          <w:rFonts w:ascii="Times New Roman" w:eastAsia="Times New Roman" w:hAnsi="Times New Roman" w:cs="Times New Roman"/>
+          <w:sz w:val="28"/>
+          <w:szCs w:val="28"/>
         </w:rPr>
         <w:t>5.  Soạn chiến lược dùng AI tạo nội dung video viral trên TikTok để quảng bá SP/DV = [___].</w:t>
       </w:r>
     </w:p>
     <w:p>
       <w:pPr>
-        <w:spacing/>
-        <w:ind w:left="620" w:hanging="360"/>
-        <w:rPr>
-          <w:rFonts w:ascii="Times New Roman" w:hAnsi="Times New Roman" w:cs="Times New Roman"/>
-          <w:sz w:val="28"/>
-          <w:szCs w:val="28"/>
-        </w:rPr>
-      </w:pPr>
-      <w:r>
-        <w:rPr>
-          <w:rFonts w:ascii="Times New Roman" w:hAnsi="Times New Roman" w:eastAsia="Times New Roman"/>
-          <w:sz w:val="28"/>
+        <w:spacing w:before="120" w:after="120" w:line="240" w:lineRule="auto"/>
+        <w:ind w:left="620" w:hanging="360"/>
+        <w:jc w:val="both"/>
+        <w:rPr>
+          <w:rFonts w:ascii="Times New Roman" w:hAnsi="Times New Roman" w:cs="Times New Roman"/>
+          <w:sz w:val="28"/>
+          <w:szCs w:val="28"/>
+        </w:rPr>
+      </w:pPr>
+      <w:r>
+        <w:rPr>
+          <w:rFonts w:ascii="Times New Roman" w:eastAsia="Times New Roman" w:hAnsi="Times New Roman" w:cs="Times New Roman"/>
+          <w:sz w:val="28"/>
+          <w:szCs w:val="28"/>
         </w:rPr>
         <w:t>6.  Viết kế hoạch AI dự đoán nhu cầu thị trường và gợi ý sản phẩm mới cho công ty SP/DV = [___].</w:t>
       </w:r>
     </w:p>
     <w:p>
       <w:pPr>
-        <w:spacing/>
-        <w:ind w:left="620" w:hanging="360"/>
-        <w:rPr>
-          <w:rFonts w:ascii="Times New Roman" w:hAnsi="Times New Roman" w:cs="Times New Roman"/>
-          <w:sz w:val="28"/>
-          <w:szCs w:val="28"/>
-        </w:rPr>
-      </w:pPr>
-      <w:r>
-        <w:rPr>
-          <w:rFonts w:ascii="Times New Roman" w:hAnsi="Times New Roman" w:eastAsia="Times New Roman"/>
-          <w:sz w:val="28"/>
+        <w:spacing w:before="120" w:after="120" w:line="240" w:lineRule="auto"/>
+        <w:ind w:left="620" w:hanging="360"/>
+        <w:jc w:val="both"/>
+        <w:rPr>
+          <w:rFonts w:ascii="Times New Roman" w:hAnsi="Times New Roman" w:cs="Times New Roman"/>
+          <w:sz w:val="28"/>
+          <w:szCs w:val="28"/>
+        </w:rPr>
+      </w:pPr>
+      <w:r>
+        <w:rPr>
+          <w:rFonts w:ascii="Times New Roman" w:eastAsia="Times New Roman" w:hAnsi="Times New Roman" w:cs="Times New Roman"/>
+          <w:sz w:val="28"/>
+          <w:szCs w:val="28"/>
         </w:rPr>
         <w:t>7.  Hãy viết lộ trình 90 ngày áp dụng AI để giảm 30% chi phí vận hành doanh nghiệp.</w:t>
       </w:r>
     </w:p>
     <w:p>
       <w:pPr>
-        <w:spacing/>
-        <w:ind w:left="620" w:hanging="360"/>
-        <w:rPr>
-          <w:rFonts w:ascii="Times New Roman" w:hAnsi="Times New Roman" w:cs="Times New Roman"/>
-          <w:sz w:val="28"/>
-          <w:szCs w:val="28"/>
-        </w:rPr>
-      </w:pPr>
-      <w:r>
-        <w:rPr>
-          <w:rFonts w:ascii="Times New Roman" w:hAnsi="Times New Roman" w:eastAsia="Times New Roman"/>
-          <w:sz w:val="28"/>
+        <w:spacing w:before="120" w:after="120" w:line="240" w:lineRule="auto"/>
+        <w:ind w:left="620" w:hanging="360"/>
+        <w:jc w:val="both"/>
+        <w:rPr>
+          <w:rFonts w:ascii="Times New Roman" w:hAnsi="Times New Roman" w:cs="Times New Roman"/>
+          <w:sz w:val="28"/>
+          <w:szCs w:val="28"/>
+        </w:rPr>
+      </w:pPr>
+      <w:r>
+        <w:rPr>
+          <w:rFonts w:ascii="Times New Roman" w:eastAsia="Times New Roman" w:hAnsi="Times New Roman" w:cs="Times New Roman"/>
+          <w:sz w:val="28"/>
+          <w:szCs w:val="28"/>
         </w:rPr>
         <w:t>8.  Soạn hướng dẫn tích hợp AI vào CRM để nâng cao trải nghiệm khách hàng SP/DV = [___].</w:t>
       </w:r>
     </w:p>
     <w:p>
       <w:pPr>
-        <w:spacing/>
-        <w:ind w:left="620" w:hanging="360"/>
-        <w:rPr>
-          <w:rFonts w:ascii="Times New Roman" w:hAnsi="Times New Roman" w:cs="Times New Roman"/>
-          <w:sz w:val="28"/>
-          <w:szCs w:val="28"/>
-        </w:rPr>
-      </w:pPr>
-      <w:r>
-        <w:rPr>
-          <w:rFonts w:ascii="Times New Roman" w:hAnsi="Times New Roman" w:eastAsia="Times New Roman"/>
-          <w:sz w:val="28"/>
+        <w:spacing w:before="120" w:after="120" w:line="240" w:lineRule="auto"/>
+        <w:ind w:left="620" w:hanging="360"/>
+        <w:jc w:val="both"/>
+        <w:rPr>
+          <w:rFonts w:ascii="Times New Roman" w:hAnsi="Times New Roman" w:cs="Times New Roman"/>
+          <w:sz w:val="28"/>
+          <w:szCs w:val="28"/>
+        </w:rPr>
+      </w:pPr>
+      <w:r>
+        <w:rPr>
+          <w:rFonts w:ascii="Times New Roman" w:eastAsia="Times New Roman" w:hAnsi="Times New Roman" w:cs="Times New Roman"/>
+          <w:sz w:val="28"/>
+          <w:szCs w:val="28"/>
         </w:rPr>
         <w:t>9.  Viết chiến lược kết hợp AI + automation để mở rộng quy mô startup từ 100 lên 1.000 khách hàng.</w:t>
       </w:r>
     </w:p>
     <w:p>
       <w:pPr>
-        <w:spacing/>
-        <w:ind w:left="620" w:hanging="360"/>
-        <w:rPr>
-          <w:rFonts w:ascii="Times New Roman" w:hAnsi="Times New Roman" w:cs="Times New Roman"/>
-          <w:sz w:val="28"/>
-          <w:szCs w:val="28"/>
-        </w:rPr>
-      </w:pPr>
-      <w:r>
-        <w:rPr>
-          <w:rFonts w:ascii="Times New Roman" w:hAnsi="Times New Roman" w:eastAsia="Times New Roman"/>
-          <w:sz w:val="28"/>
+        <w:spacing w:before="120" w:after="120" w:line="240" w:lineRule="auto"/>
+        <w:ind w:left="620" w:hanging="360"/>
+        <w:jc w:val="both"/>
+        <w:rPr>
+          <w:rFonts w:ascii="Times New Roman" w:hAnsi="Times New Roman" w:cs="Times New Roman"/>
+          <w:sz w:val="28"/>
+          <w:szCs w:val="28"/>
+        </w:rPr>
+      </w:pPr>
+      <w:r>
+        <w:rPr>
+          <w:rFonts w:ascii="Times New Roman" w:eastAsia="Times New Roman" w:hAnsi="Times New Roman" w:cs="Times New Roman"/>
+          <w:sz w:val="28"/>
+          <w:szCs w:val="28"/>
         </w:rPr>
         <w:t>10.Hãy viết kịch bản podcast “AI thay đổi cuộc chơi kinh doanh” với ví dụ từ SP/DV = [___].</w:t>
       </w:r>
     </w:p>
     <w:p>
       <w:pPr>
-        <w:keepNext w:val="0"/>
-        <w:keepLines w:val="0"/>
-        <w:spacing/>
+        <w:spacing w:before="120" w:after="120" w:line="240" w:lineRule="auto"/>
+        <w:jc w:val="both"/>
         <w:rPr>
           <w:rFonts w:ascii="Times New Roman" w:hAnsi="Times New Roman" w:cs="Times New Roman"/>
           <w:b/>
@@ -484,198 +527,219 @@
       </w:pPr>
       <w:r>
         <w:rPr>
-          <w:rFonts w:ascii="Times New Roman" w:hAnsi="Times New Roman" w:eastAsia="Times New Roman"/>
+          <w:rFonts w:ascii="Times New Roman" w:eastAsia="Times New Roman" w:hAnsi="Times New Roman" w:cs="Times New Roman"/>
           <w:b/>
           <w:sz w:val="28"/>
+          <w:szCs w:val="28"/>
         </w:rPr>
         <w:t>2. Fusion Marketing + Sáng tạo (10 prompt)</w:t>
       </w:r>
     </w:p>
     <w:p>
       <w:pPr>
-        <w:spacing/>
-        <w:ind w:left="620" w:hanging="360"/>
-        <w:rPr>
-          <w:rFonts w:ascii="Times New Roman" w:hAnsi="Times New Roman" w:cs="Times New Roman"/>
-          <w:sz w:val="28"/>
-          <w:szCs w:val="28"/>
-        </w:rPr>
-      </w:pPr>
-      <w:r>
-        <w:rPr>
-          <w:rFonts w:ascii="Times New Roman" w:hAnsi="Times New Roman" w:eastAsia="Times New Roman"/>
-          <w:sz w:val="28"/>
+        <w:spacing w:before="120" w:after="120" w:line="240" w:lineRule="auto"/>
+        <w:ind w:left="620" w:hanging="360"/>
+        <w:jc w:val="both"/>
+        <w:rPr>
+          <w:rFonts w:ascii="Times New Roman" w:hAnsi="Times New Roman" w:cs="Times New Roman"/>
+          <w:sz w:val="28"/>
+          <w:szCs w:val="28"/>
+        </w:rPr>
+      </w:pPr>
+      <w:r>
+        <w:rPr>
+          <w:rFonts w:ascii="Times New Roman" w:eastAsia="Times New Roman" w:hAnsi="Times New Roman" w:cs="Times New Roman"/>
+          <w:sz w:val="28"/>
+          <w:szCs w:val="28"/>
         </w:rPr>
         <w:t>1.  Hãy viết kịch bản video storytelling kết hợp nghệ thuật điện ảnh để quảng bá SP/DV = [___].</w:t>
       </w:r>
     </w:p>
     <w:p>
       <w:pPr>
-        <w:spacing/>
-        <w:ind w:left="620" w:hanging="360"/>
-        <w:rPr>
-          <w:rFonts w:ascii="Times New Roman" w:hAnsi="Times New Roman" w:cs="Times New Roman"/>
-          <w:sz w:val="28"/>
-          <w:szCs w:val="28"/>
-        </w:rPr>
-      </w:pPr>
-      <w:r>
-        <w:rPr>
-          <w:rFonts w:ascii="Times New Roman" w:hAnsi="Times New Roman" w:eastAsia="Times New Roman"/>
-          <w:sz w:val="28"/>
+        <w:spacing w:before="120" w:after="120" w:line="240" w:lineRule="auto"/>
+        <w:ind w:left="620" w:hanging="360"/>
+        <w:jc w:val="both"/>
+        <w:rPr>
+          <w:rFonts w:ascii="Times New Roman" w:hAnsi="Times New Roman" w:cs="Times New Roman"/>
+          <w:sz w:val="28"/>
+          <w:szCs w:val="28"/>
+        </w:rPr>
+      </w:pPr>
+      <w:r>
+        <w:rPr>
+          <w:rFonts w:ascii="Times New Roman" w:eastAsia="Times New Roman" w:hAnsi="Times New Roman" w:cs="Times New Roman"/>
+          <w:sz w:val="28"/>
+          <w:szCs w:val="28"/>
         </w:rPr>
         <w:t>2.  Soạn chiến dịch marketing kết hợp âm nhạc, nghệ thuật đường phố và social media để lan tỏa SP/DV = [___].</w:t>
       </w:r>
     </w:p>
     <w:p>
       <w:pPr>
-        <w:spacing/>
-        <w:ind w:left="620" w:hanging="360"/>
-        <w:rPr>
-          <w:rFonts w:ascii="Times New Roman" w:hAnsi="Times New Roman" w:cs="Times New Roman"/>
-          <w:sz w:val="28"/>
-          <w:szCs w:val="28"/>
-        </w:rPr>
-      </w:pPr>
-      <w:r>
-        <w:rPr>
-          <w:rFonts w:ascii="Times New Roman" w:hAnsi="Times New Roman" w:eastAsia="Times New Roman"/>
-          <w:sz w:val="28"/>
+        <w:spacing w:before="120" w:after="120" w:line="240" w:lineRule="auto"/>
+        <w:ind w:left="620" w:hanging="360"/>
+        <w:jc w:val="both"/>
+        <w:rPr>
+          <w:rFonts w:ascii="Times New Roman" w:hAnsi="Times New Roman" w:cs="Times New Roman"/>
+          <w:sz w:val="28"/>
+          <w:szCs w:val="28"/>
+        </w:rPr>
+      </w:pPr>
+      <w:r>
+        <w:rPr>
+          <w:rFonts w:ascii="Times New Roman" w:eastAsia="Times New Roman" w:hAnsi="Times New Roman" w:cs="Times New Roman"/>
+          <w:sz w:val="28"/>
+          <w:szCs w:val="28"/>
         </w:rPr>
         <w:t>3.  Viết ý tưởng tổ chức triển lãm nghệ thuật trải nghiệm để ra mắt SP/DV = [___].</w:t>
       </w:r>
     </w:p>
     <w:p>
       <w:pPr>
-        <w:spacing/>
-        <w:ind w:left="620" w:hanging="360"/>
-        <w:rPr>
-          <w:rFonts w:ascii="Times New Roman" w:hAnsi="Times New Roman" w:cs="Times New Roman"/>
-          <w:sz w:val="28"/>
-          <w:szCs w:val="28"/>
-        </w:rPr>
-      </w:pPr>
-      <w:r>
-        <w:rPr>
-          <w:rFonts w:ascii="Times New Roman" w:hAnsi="Times New Roman" w:eastAsia="Times New Roman"/>
-          <w:sz w:val="28"/>
+        <w:spacing w:before="120" w:after="120" w:line="240" w:lineRule="auto"/>
+        <w:ind w:left="620" w:hanging="360"/>
+        <w:jc w:val="both"/>
+        <w:rPr>
+          <w:rFonts w:ascii="Times New Roman" w:hAnsi="Times New Roman" w:cs="Times New Roman"/>
+          <w:sz w:val="28"/>
+          <w:szCs w:val="28"/>
+        </w:rPr>
+      </w:pPr>
+      <w:r>
+        <w:rPr>
+          <w:rFonts w:ascii="Times New Roman" w:eastAsia="Times New Roman" w:hAnsi="Times New Roman" w:cs="Times New Roman"/>
+          <w:sz w:val="28"/>
+          <w:szCs w:val="28"/>
         </w:rPr>
         <w:t>4.  Hãy viết chiến lược dùng gamification + marketing để tạo cộng đồng trung thành quanh SP/DV = [___].</w:t>
       </w:r>
     </w:p>
     <w:p>
       <w:pPr>
-        <w:spacing/>
-        <w:ind w:left="620" w:hanging="360"/>
-        <w:rPr>
-          <w:rFonts w:ascii="Times New Roman" w:hAnsi="Times New Roman" w:cs="Times New Roman"/>
-          <w:sz w:val="28"/>
-          <w:szCs w:val="28"/>
-        </w:rPr>
-      </w:pPr>
-      <w:r>
-        <w:rPr>
-          <w:rFonts w:ascii="Times New Roman" w:hAnsi="Times New Roman" w:eastAsia="Times New Roman"/>
-          <w:sz w:val="28"/>
+        <w:spacing w:before="120" w:after="120" w:line="240" w:lineRule="auto"/>
+        <w:ind w:left="620" w:hanging="360"/>
+        <w:jc w:val="both"/>
+        <w:rPr>
+          <w:rFonts w:ascii="Times New Roman" w:hAnsi="Times New Roman" w:cs="Times New Roman"/>
+          <w:sz w:val="28"/>
+          <w:szCs w:val="28"/>
+        </w:rPr>
+      </w:pPr>
+      <w:r>
+        <w:rPr>
+          <w:rFonts w:ascii="Times New Roman" w:eastAsia="Times New Roman" w:hAnsi="Times New Roman" w:cs="Times New Roman"/>
+          <w:sz w:val="28"/>
+          <w:szCs w:val="28"/>
         </w:rPr>
         <w:t>5.  Soạn kịch bản viral challenge trên TikTok kết hợp yếu tố sáng tạo nghệ thuật cho SP/DV = [___].</w:t>
       </w:r>
     </w:p>
     <w:p>
       <w:pPr>
-        <w:spacing/>
-        <w:ind w:left="620" w:hanging="360"/>
-        <w:rPr>
-          <w:rFonts w:ascii="Times New Roman" w:hAnsi="Times New Roman" w:cs="Times New Roman"/>
-          <w:sz w:val="28"/>
-          <w:szCs w:val="28"/>
-        </w:rPr>
-      </w:pPr>
-      <w:r>
-        <w:rPr>
-          <w:rFonts w:ascii="Times New Roman" w:hAnsi="Times New Roman" w:eastAsia="Times New Roman"/>
-          <w:sz w:val="28"/>
+        <w:spacing w:before="120" w:after="120" w:line="240" w:lineRule="auto"/>
+        <w:ind w:left="620" w:hanging="360"/>
+        <w:jc w:val="both"/>
+        <w:rPr>
+          <w:rFonts w:ascii="Times New Roman" w:hAnsi="Times New Roman" w:cs="Times New Roman"/>
+          <w:sz w:val="28"/>
+          <w:szCs w:val="28"/>
+        </w:rPr>
+      </w:pPr>
+      <w:r>
+        <w:rPr>
+          <w:rFonts w:ascii="Times New Roman" w:eastAsia="Times New Roman" w:hAnsi="Times New Roman" w:cs="Times New Roman"/>
+          <w:sz w:val="28"/>
+          <w:szCs w:val="28"/>
         </w:rPr>
         <w:t>6.  Viết ý tưởng quảng cáo OOH (ngoài trời) 3D độc đáo để gây ấn tượng cho SP/DV = [___].</w:t>
       </w:r>
     </w:p>
     <w:p>
       <w:pPr>
-        <w:spacing/>
-        <w:ind w:left="620" w:hanging="360"/>
-        <w:rPr>
-          <w:rFonts w:ascii="Times New Roman" w:hAnsi="Times New Roman" w:cs="Times New Roman"/>
-          <w:sz w:val="28"/>
-          <w:szCs w:val="28"/>
-        </w:rPr>
-      </w:pPr>
-      <w:r>
-        <w:rPr>
-          <w:rFonts w:ascii="Times New Roman" w:hAnsi="Times New Roman" w:eastAsia="Times New Roman"/>
-          <w:sz w:val="28"/>
+        <w:spacing w:before="120" w:after="120" w:line="240" w:lineRule="auto"/>
+        <w:ind w:left="620" w:hanging="360"/>
+        <w:jc w:val="both"/>
+        <w:rPr>
+          <w:rFonts w:ascii="Times New Roman" w:hAnsi="Times New Roman" w:cs="Times New Roman"/>
+          <w:sz w:val="28"/>
+          <w:szCs w:val="28"/>
+        </w:rPr>
+      </w:pPr>
+      <w:r>
+        <w:rPr>
+          <w:rFonts w:ascii="Times New Roman" w:eastAsia="Times New Roman" w:hAnsi="Times New Roman" w:cs="Times New Roman"/>
+          <w:sz w:val="28"/>
+          <w:szCs w:val="28"/>
         </w:rPr>
         <w:t>7.  Hãy viết kế hoạch tổ chức cuộc thi sáng tạo nội dung để người dùng tạo video cho SP/DV = [___].</w:t>
       </w:r>
     </w:p>
     <w:p>
       <w:pPr>
-        <w:spacing/>
-        <w:ind w:left="620" w:hanging="360"/>
-        <w:rPr>
-          <w:rFonts w:ascii="Times New Roman" w:hAnsi="Times New Roman" w:cs="Times New Roman"/>
-          <w:sz w:val="28"/>
-          <w:szCs w:val="28"/>
-        </w:rPr>
-      </w:pPr>
-      <w:r>
-        <w:rPr>
-          <w:rFonts w:ascii="Times New Roman" w:hAnsi="Times New Roman" w:eastAsia="Times New Roman"/>
-          <w:sz w:val="28"/>
+        <w:spacing w:before="120" w:after="120" w:line="240" w:lineRule="auto"/>
+        <w:ind w:left="620" w:hanging="360"/>
+        <w:jc w:val="both"/>
+        <w:rPr>
+          <w:rFonts w:ascii="Times New Roman" w:hAnsi="Times New Roman" w:cs="Times New Roman"/>
+          <w:sz w:val="28"/>
+          <w:szCs w:val="28"/>
+        </w:rPr>
+      </w:pPr>
+      <w:r>
+        <w:rPr>
+          <w:rFonts w:ascii="Times New Roman" w:eastAsia="Times New Roman" w:hAnsi="Times New Roman" w:cs="Times New Roman"/>
+          <w:sz w:val="28"/>
+          <w:szCs w:val="28"/>
         </w:rPr>
         <w:t>8.  Soạn kịch bản PR thương hiệu qua một bộ phim ngắn kể câu chuyện gắn liền với SP/DV = [___].</w:t>
       </w:r>
     </w:p>
     <w:p>
       <w:pPr>
-        <w:spacing/>
-        <w:ind w:left="620" w:hanging="360"/>
-        <w:rPr>
-          <w:rFonts w:ascii="Times New Roman" w:hAnsi="Times New Roman" w:cs="Times New Roman"/>
-          <w:sz w:val="28"/>
-          <w:szCs w:val="28"/>
-        </w:rPr>
-      </w:pPr>
-      <w:r>
-        <w:rPr>
-          <w:rFonts w:ascii="Times New Roman" w:hAnsi="Times New Roman" w:eastAsia="Times New Roman"/>
-          <w:sz w:val="28"/>
-        </w:rPr>
+        <w:spacing w:before="120" w:after="120" w:line="240" w:lineRule="auto"/>
+        <w:ind w:left="620" w:hanging="360"/>
+        <w:jc w:val="both"/>
+        <w:rPr>
+          <w:rFonts w:ascii="Times New Roman" w:hAnsi="Times New Roman" w:cs="Times New Roman"/>
+          <w:sz w:val="28"/>
+          <w:szCs w:val="28"/>
+        </w:rPr>
+      </w:pPr>
+      <w:r>
+        <w:rPr>
+          <w:rFonts w:ascii="Times New Roman" w:eastAsia="Times New Roman" w:hAnsi="Times New Roman" w:cs="Times New Roman"/>
+          <w:sz w:val="28"/>
+          <w:szCs w:val="28"/>
+        </w:rPr>
+        <w:lastRenderedPageBreak/>
         <w:t>9.  Viết chiến lược dùng nghệ thuật kể chuyện đa nền tảng (blog, video, podcast) để xây dựng thương hiệu SP/DV = [___].</w:t>
       </w:r>
     </w:p>
     <w:p>
       <w:pPr>
-        <w:spacing/>
-        <w:ind w:left="620" w:hanging="360"/>
-        <w:rPr>
-          <w:rFonts w:ascii="Times New Roman" w:hAnsi="Times New Roman" w:cs="Times New Roman"/>
-          <w:sz w:val="28"/>
-          <w:szCs w:val="28"/>
-        </w:rPr>
-      </w:pPr>
-      <w:r>
-        <w:rPr>
-          <w:rFonts w:ascii="Times New Roman" w:hAnsi="Times New Roman" w:eastAsia="Times New Roman"/>
-          <w:sz w:val="28"/>
+        <w:spacing w:before="120" w:after="120" w:line="240" w:lineRule="auto"/>
+        <w:ind w:left="620" w:hanging="360"/>
+        <w:jc w:val="both"/>
+        <w:rPr>
+          <w:rFonts w:ascii="Times New Roman" w:hAnsi="Times New Roman" w:cs="Times New Roman"/>
+          <w:sz w:val="28"/>
+          <w:szCs w:val="28"/>
+        </w:rPr>
+      </w:pPr>
+      <w:r>
+        <w:rPr>
+          <w:rFonts w:ascii="Times New Roman" w:eastAsia="Times New Roman" w:hAnsi="Times New Roman" w:cs="Times New Roman"/>
+          <w:sz w:val="28"/>
+          <w:szCs w:val="28"/>
         </w:rPr>
         <w:t>10.Hãy viết lộ trình kết hợp AI + sáng tạo nghệ thuật để phát triển chiến dịch marketing cho SP/DV = [___].</w:t>
       </w:r>
     </w:p>
     <w:p>
       <w:pPr>
-        <w:keepNext w:val="0"/>
-        <w:keepLines w:val="0"/>
-        <w:spacing/>
+        <w:spacing w:before="120" w:after="120" w:line="240" w:lineRule="auto"/>
+        <w:jc w:val="both"/>
         <w:rPr>
           <w:rFonts w:ascii="Times New Roman" w:hAnsi="Times New Roman" w:cs="Times New Roman"/>
           <w:b/>
@@ -686,198 +750,218 @@
       </w:pPr>
       <w:r>
         <w:rPr>
-          <w:rFonts w:ascii="Times New Roman" w:hAnsi="Times New Roman" w:eastAsia="Times New Roman"/>
+          <w:rFonts w:ascii="Times New Roman" w:eastAsia="Times New Roman" w:hAnsi="Times New Roman" w:cs="Times New Roman"/>
           <w:b/>
           <w:sz w:val="28"/>
+          <w:szCs w:val="28"/>
         </w:rPr>
         <w:t>3. Fusion Lãnh đạo + Phát triển bản thân (10 prompt)</w:t>
       </w:r>
     </w:p>
     <w:p>
       <w:pPr>
-        <w:spacing/>
-        <w:ind w:left="620" w:hanging="360"/>
-        <w:rPr>
-          <w:rFonts w:ascii="Times New Roman" w:hAnsi="Times New Roman" w:cs="Times New Roman"/>
-          <w:sz w:val="28"/>
-          <w:szCs w:val="28"/>
-        </w:rPr>
-      </w:pPr>
-      <w:r>
-        <w:rPr>
-          <w:rFonts w:ascii="Times New Roman" w:hAnsi="Times New Roman" w:eastAsia="Times New Roman"/>
-          <w:sz w:val="28"/>
+        <w:spacing w:before="120" w:after="120" w:line="240" w:lineRule="auto"/>
+        <w:ind w:left="620" w:hanging="360"/>
+        <w:jc w:val="both"/>
+        <w:rPr>
+          <w:rFonts w:ascii="Times New Roman" w:hAnsi="Times New Roman" w:cs="Times New Roman"/>
+          <w:sz w:val="28"/>
+          <w:szCs w:val="28"/>
+        </w:rPr>
+      </w:pPr>
+      <w:r>
+        <w:rPr>
+          <w:rFonts w:ascii="Times New Roman" w:eastAsia="Times New Roman" w:hAnsi="Times New Roman" w:cs="Times New Roman"/>
+          <w:sz w:val="28"/>
+          <w:szCs w:val="28"/>
         </w:rPr>
         <w:t>1.  Hãy viết kế hoạch 90 ngày để một leader rèn luyện cả kỹ năng lãnh đạo và quản trị cảm xúc.</w:t>
       </w:r>
     </w:p>
     <w:p>
       <w:pPr>
-        <w:spacing/>
-        <w:ind w:left="620" w:hanging="360"/>
-        <w:rPr>
-          <w:rFonts w:ascii="Times New Roman" w:hAnsi="Times New Roman" w:cs="Times New Roman"/>
-          <w:sz w:val="28"/>
-          <w:szCs w:val="28"/>
-        </w:rPr>
-      </w:pPr>
-      <w:r>
-        <w:rPr>
-          <w:rFonts w:ascii="Times New Roman" w:hAnsi="Times New Roman" w:eastAsia="Times New Roman"/>
-          <w:sz w:val="28"/>
+        <w:spacing w:before="120" w:after="120" w:line="240" w:lineRule="auto"/>
+        <w:ind w:left="620" w:hanging="360"/>
+        <w:jc w:val="both"/>
+        <w:rPr>
+          <w:rFonts w:ascii="Times New Roman" w:hAnsi="Times New Roman" w:cs="Times New Roman"/>
+          <w:sz w:val="28"/>
+          <w:szCs w:val="28"/>
+        </w:rPr>
+      </w:pPr>
+      <w:r>
+        <w:rPr>
+          <w:rFonts w:ascii="Times New Roman" w:eastAsia="Times New Roman" w:hAnsi="Times New Roman" w:cs="Times New Roman"/>
+          <w:sz w:val="28"/>
+          <w:szCs w:val="28"/>
         </w:rPr>
         <w:t>2.  Soạn kịch bản workshop “Tự lãnh đạo bản thân để lãnh đạo người khác tốt hơn”.</w:t>
       </w:r>
     </w:p>
     <w:p>
       <w:pPr>
-        <w:spacing/>
-        <w:ind w:left="620" w:hanging="360"/>
-        <w:rPr>
-          <w:rFonts w:ascii="Times New Roman" w:hAnsi="Times New Roman" w:cs="Times New Roman"/>
-          <w:sz w:val="28"/>
-          <w:szCs w:val="28"/>
-        </w:rPr>
-      </w:pPr>
-      <w:r>
-        <w:rPr>
-          <w:rFonts w:ascii="Times New Roman" w:hAnsi="Times New Roman" w:eastAsia="Times New Roman"/>
-          <w:sz w:val="28"/>
+        <w:spacing w:before="120" w:after="120" w:line="240" w:lineRule="auto"/>
+        <w:ind w:left="620" w:hanging="360"/>
+        <w:jc w:val="both"/>
+        <w:rPr>
+          <w:rFonts w:ascii="Times New Roman" w:hAnsi="Times New Roman" w:cs="Times New Roman"/>
+          <w:sz w:val="28"/>
+          <w:szCs w:val="28"/>
+        </w:rPr>
+      </w:pPr>
+      <w:r>
+        <w:rPr>
+          <w:rFonts w:ascii="Times New Roman" w:eastAsia="Times New Roman" w:hAnsi="Times New Roman" w:cs="Times New Roman"/>
+          <w:sz w:val="28"/>
+          <w:szCs w:val="28"/>
         </w:rPr>
         <w:t>3.  Viết bài blog chia sẻ 10 thói quen lãnh đạo xuất sắc mà ai cũng có thể rèn luyện.</w:t>
       </w:r>
     </w:p>
     <w:p>
       <w:pPr>
-        <w:spacing/>
-        <w:ind w:left="620" w:hanging="360"/>
-        <w:rPr>
-          <w:rFonts w:ascii="Times New Roman" w:hAnsi="Times New Roman" w:cs="Times New Roman"/>
-          <w:sz w:val="28"/>
-          <w:szCs w:val="28"/>
-        </w:rPr>
-      </w:pPr>
-      <w:r>
-        <w:rPr>
-          <w:rFonts w:ascii="Times New Roman" w:hAnsi="Times New Roman" w:eastAsia="Times New Roman"/>
-          <w:sz w:val="28"/>
+        <w:spacing w:before="120" w:after="120" w:line="240" w:lineRule="auto"/>
+        <w:ind w:left="620" w:hanging="360"/>
+        <w:jc w:val="both"/>
+        <w:rPr>
+          <w:rFonts w:ascii="Times New Roman" w:hAnsi="Times New Roman" w:cs="Times New Roman"/>
+          <w:sz w:val="28"/>
+          <w:szCs w:val="28"/>
+        </w:rPr>
+      </w:pPr>
+      <w:r>
+        <w:rPr>
+          <w:rFonts w:ascii="Times New Roman" w:eastAsia="Times New Roman" w:hAnsi="Times New Roman" w:cs="Times New Roman"/>
+          <w:sz w:val="28"/>
+          <w:szCs w:val="28"/>
         </w:rPr>
         <w:t>4.  Hãy viết nhật ký 30 ngày “thói quen lãnh đạo tích cực”.</w:t>
       </w:r>
     </w:p>
     <w:p>
       <w:pPr>
-        <w:spacing/>
-        <w:ind w:left="620" w:hanging="360"/>
-        <w:rPr>
-          <w:rFonts w:ascii="Times New Roman" w:hAnsi="Times New Roman" w:cs="Times New Roman"/>
-          <w:sz w:val="28"/>
-          <w:szCs w:val="28"/>
-        </w:rPr>
-      </w:pPr>
-      <w:r>
-        <w:rPr>
-          <w:rFonts w:ascii="Times New Roman" w:hAnsi="Times New Roman" w:eastAsia="Times New Roman"/>
-          <w:sz w:val="28"/>
+        <w:spacing w:before="120" w:after="120" w:line="240" w:lineRule="auto"/>
+        <w:ind w:left="620" w:hanging="360"/>
+        <w:jc w:val="both"/>
+        <w:rPr>
+          <w:rFonts w:ascii="Times New Roman" w:hAnsi="Times New Roman" w:cs="Times New Roman"/>
+          <w:sz w:val="28"/>
+          <w:szCs w:val="28"/>
+        </w:rPr>
+      </w:pPr>
+      <w:r>
+        <w:rPr>
+          <w:rFonts w:ascii="Times New Roman" w:eastAsia="Times New Roman" w:hAnsi="Times New Roman" w:cs="Times New Roman"/>
+          <w:sz w:val="28"/>
+          <w:szCs w:val="28"/>
         </w:rPr>
         <w:t>5.  Soạn kịch bản truyền cảm hứng để một CEO vừa dẫn dắt công ty, vừa giữ cân bằng cuộc sống cá nhân.</w:t>
       </w:r>
     </w:p>
     <w:p>
       <w:pPr>
-        <w:spacing/>
-        <w:ind w:left="620" w:hanging="360"/>
-        <w:rPr>
-          <w:rFonts w:ascii="Times New Roman" w:hAnsi="Times New Roman" w:cs="Times New Roman"/>
-          <w:sz w:val="28"/>
-          <w:szCs w:val="28"/>
-        </w:rPr>
-      </w:pPr>
-      <w:r>
-        <w:rPr>
-          <w:rFonts w:ascii="Times New Roman" w:hAnsi="Times New Roman" w:eastAsia="Times New Roman"/>
-          <w:sz w:val="28"/>
+        <w:spacing w:before="120" w:after="120" w:line="240" w:lineRule="auto"/>
+        <w:ind w:left="620" w:hanging="360"/>
+        <w:jc w:val="both"/>
+        <w:rPr>
+          <w:rFonts w:ascii="Times New Roman" w:hAnsi="Times New Roman" w:cs="Times New Roman"/>
+          <w:sz w:val="28"/>
+          <w:szCs w:val="28"/>
+        </w:rPr>
+      </w:pPr>
+      <w:r>
+        <w:rPr>
+          <w:rFonts w:ascii="Times New Roman" w:eastAsia="Times New Roman" w:hAnsi="Times New Roman" w:cs="Times New Roman"/>
+          <w:sz w:val="28"/>
+          <w:szCs w:val="28"/>
         </w:rPr>
         <w:t>6.  Viết lộ trình 12 tháng từ nhân viên → trưởng nhóm → quản lý, tập trung cả mindset lẫn kỹ năng.</w:t>
       </w:r>
     </w:p>
     <w:p>
       <w:pPr>
-        <w:spacing/>
-        <w:ind w:left="620" w:hanging="360"/>
-        <w:rPr>
-          <w:rFonts w:ascii="Times New Roman" w:hAnsi="Times New Roman" w:cs="Times New Roman"/>
-          <w:sz w:val="28"/>
-          <w:szCs w:val="28"/>
-        </w:rPr>
-      </w:pPr>
-      <w:r>
-        <w:rPr>
-          <w:rFonts w:ascii="Times New Roman" w:hAnsi="Times New Roman" w:eastAsia="Times New Roman"/>
-          <w:sz w:val="28"/>
+        <w:spacing w:before="120" w:after="120" w:line="240" w:lineRule="auto"/>
+        <w:ind w:left="620" w:hanging="360"/>
+        <w:jc w:val="both"/>
+        <w:rPr>
+          <w:rFonts w:ascii="Times New Roman" w:hAnsi="Times New Roman" w:cs="Times New Roman"/>
+          <w:sz w:val="28"/>
+          <w:szCs w:val="28"/>
+        </w:rPr>
+      </w:pPr>
+      <w:r>
+        <w:rPr>
+          <w:rFonts w:ascii="Times New Roman" w:eastAsia="Times New Roman" w:hAnsi="Times New Roman" w:cs="Times New Roman"/>
+          <w:sz w:val="28"/>
+          <w:szCs w:val="28"/>
         </w:rPr>
         <w:t>7.  Hãy viết hướng dẫn phát triển trí tuệ cảm xúc (EQ) để nâng cao năng lực lãnh đạo.</w:t>
       </w:r>
     </w:p>
     <w:p>
       <w:pPr>
-        <w:spacing/>
-        <w:ind w:left="620" w:hanging="360"/>
-        <w:rPr>
-          <w:rFonts w:ascii="Times New Roman" w:hAnsi="Times New Roman" w:cs="Times New Roman"/>
-          <w:sz w:val="28"/>
-          <w:szCs w:val="28"/>
-        </w:rPr>
-      </w:pPr>
-      <w:r>
-        <w:rPr>
-          <w:rFonts w:ascii="Times New Roman" w:hAnsi="Times New Roman" w:eastAsia="Times New Roman"/>
-          <w:sz w:val="28"/>
+        <w:spacing w:before="120" w:after="120" w:line="240" w:lineRule="auto"/>
+        <w:ind w:left="620" w:hanging="360"/>
+        <w:jc w:val="both"/>
+        <w:rPr>
+          <w:rFonts w:ascii="Times New Roman" w:hAnsi="Times New Roman" w:cs="Times New Roman"/>
+          <w:sz w:val="28"/>
+          <w:szCs w:val="28"/>
+        </w:rPr>
+      </w:pPr>
+      <w:r>
+        <w:rPr>
+          <w:rFonts w:ascii="Times New Roman" w:eastAsia="Times New Roman" w:hAnsi="Times New Roman" w:cs="Times New Roman"/>
+          <w:sz w:val="28"/>
+          <w:szCs w:val="28"/>
         </w:rPr>
         <w:t>8.  Soạn kịch bản TED Talk 10 phút: “Lãnh đạo bắt đầu từ việc quản trị chính mình”.</w:t>
       </w:r>
     </w:p>
     <w:p>
       <w:pPr>
-        <w:spacing/>
-        <w:ind w:left="620" w:hanging="360"/>
-        <w:rPr>
-          <w:rFonts w:ascii="Times New Roman" w:hAnsi="Times New Roman" w:cs="Times New Roman"/>
-          <w:sz w:val="28"/>
-          <w:szCs w:val="28"/>
-        </w:rPr>
-      </w:pPr>
-      <w:r>
-        <w:rPr>
-          <w:rFonts w:ascii="Times New Roman" w:hAnsi="Times New Roman" w:eastAsia="Times New Roman"/>
-          <w:sz w:val="28"/>
+        <w:spacing w:before="120" w:after="120" w:line="240" w:lineRule="auto"/>
+        <w:ind w:left="620" w:hanging="360"/>
+        <w:jc w:val="both"/>
+        <w:rPr>
+          <w:rFonts w:ascii="Times New Roman" w:hAnsi="Times New Roman" w:cs="Times New Roman"/>
+          <w:sz w:val="28"/>
+          <w:szCs w:val="28"/>
+        </w:rPr>
+      </w:pPr>
+      <w:r>
+        <w:rPr>
+          <w:rFonts w:ascii="Times New Roman" w:eastAsia="Times New Roman" w:hAnsi="Times New Roman" w:cs="Times New Roman"/>
+          <w:sz w:val="28"/>
+          <w:szCs w:val="28"/>
         </w:rPr>
         <w:t>9.  Viết chiến lược fusion giữa “tư duy chiến lược” và “tư duy hạnh phúc” cho một leader.</w:t>
       </w:r>
     </w:p>
     <w:p>
       <w:pPr>
-        <w:spacing/>
-        <w:ind w:left="620" w:hanging="360"/>
-        <w:rPr>
-          <w:rFonts w:ascii="Times New Roman" w:hAnsi="Times New Roman" w:cs="Times New Roman"/>
-          <w:sz w:val="28"/>
-          <w:szCs w:val="28"/>
-        </w:rPr>
-      </w:pPr>
-      <w:r>
-        <w:rPr>
-          <w:rFonts w:ascii="Times New Roman" w:hAnsi="Times New Roman" w:eastAsia="Times New Roman"/>
-          <w:sz w:val="28"/>
+        <w:spacing w:before="120" w:after="120" w:line="240" w:lineRule="auto"/>
+        <w:ind w:left="620" w:hanging="360"/>
+        <w:jc w:val="both"/>
+        <w:rPr>
+          <w:rFonts w:ascii="Times New Roman" w:hAnsi="Times New Roman" w:cs="Times New Roman"/>
+          <w:sz w:val="28"/>
+          <w:szCs w:val="28"/>
+        </w:rPr>
+      </w:pPr>
+      <w:r>
+        <w:rPr>
+          <w:rFonts w:ascii="Times New Roman" w:eastAsia="Times New Roman" w:hAnsi="Times New Roman" w:cs="Times New Roman"/>
+          <w:sz w:val="28"/>
+          <w:szCs w:val="28"/>
         </w:rPr>
         <w:t>10.Hãy viết kế hoạch mentoring song song: trưởng thành bản thân + nâng tầm đội nhóm.</w:t>
       </w:r>
     </w:p>
     <w:p>
       <w:pPr>
-        <w:keepNext w:val="0"/>
-        <w:keepLines w:val="0"/>
-        <w:spacing/>
+        <w:spacing w:before="120" w:after="120" w:line="240" w:lineRule="auto"/>
+        <w:jc w:val="both"/>
         <w:rPr>
           <w:rFonts w:ascii="Times New Roman" w:hAnsi="Times New Roman" w:cs="Times New Roman"/>
           <w:b/>
@@ -888,198 +972,219 @@
       </w:pPr>
       <w:r>
         <w:rPr>
-          <w:rFonts w:ascii="Times New Roman" w:hAnsi="Times New Roman" w:eastAsia="Times New Roman"/>
+          <w:rFonts w:ascii="Times New Roman" w:eastAsia="Times New Roman" w:hAnsi="Times New Roman" w:cs="Times New Roman"/>
           <w:b/>
           <w:sz w:val="28"/>
+          <w:szCs w:val="28"/>
         </w:rPr>
         <w:t>4. Fusion Đàm phán + Tâm lý học (10 prompt)</w:t>
       </w:r>
     </w:p>
     <w:p>
       <w:pPr>
-        <w:spacing/>
-        <w:ind w:left="620" w:hanging="360"/>
-        <w:rPr>
-          <w:rFonts w:ascii="Times New Roman" w:hAnsi="Times New Roman" w:cs="Times New Roman"/>
-          <w:sz w:val="28"/>
-          <w:szCs w:val="28"/>
-        </w:rPr>
-      </w:pPr>
-      <w:r>
-        <w:rPr>
-          <w:rFonts w:ascii="Times New Roman" w:hAnsi="Times New Roman" w:eastAsia="Times New Roman"/>
-          <w:sz w:val="28"/>
+        <w:spacing w:before="120" w:after="120" w:line="240" w:lineRule="auto"/>
+        <w:ind w:left="620" w:hanging="360"/>
+        <w:jc w:val="both"/>
+        <w:rPr>
+          <w:rFonts w:ascii="Times New Roman" w:hAnsi="Times New Roman" w:cs="Times New Roman"/>
+          <w:sz w:val="28"/>
+          <w:szCs w:val="28"/>
+        </w:rPr>
+      </w:pPr>
+      <w:r>
+        <w:rPr>
+          <w:rFonts w:ascii="Times New Roman" w:eastAsia="Times New Roman" w:hAnsi="Times New Roman" w:cs="Times New Roman"/>
+          <w:sz w:val="28"/>
+          <w:szCs w:val="28"/>
         </w:rPr>
         <w:t>1.  Hãy viết chiến lược đàm phán win-win khi đối tác dùng chiến thuật “im lặng kéo dài”.</w:t>
       </w:r>
     </w:p>
     <w:p>
       <w:pPr>
-        <w:spacing/>
-        <w:ind w:left="620" w:hanging="360"/>
-        <w:rPr>
-          <w:rFonts w:ascii="Times New Roman" w:hAnsi="Times New Roman" w:cs="Times New Roman"/>
-          <w:sz w:val="28"/>
-          <w:szCs w:val="28"/>
-        </w:rPr>
-      </w:pPr>
-      <w:r>
-        <w:rPr>
-          <w:rFonts w:ascii="Times New Roman" w:hAnsi="Times New Roman" w:eastAsia="Times New Roman"/>
-          <w:sz w:val="28"/>
+        <w:spacing w:before="120" w:after="120" w:line="240" w:lineRule="auto"/>
+        <w:ind w:left="620" w:hanging="360"/>
+        <w:jc w:val="both"/>
+        <w:rPr>
+          <w:rFonts w:ascii="Times New Roman" w:hAnsi="Times New Roman" w:cs="Times New Roman"/>
+          <w:sz w:val="28"/>
+          <w:szCs w:val="28"/>
+        </w:rPr>
+      </w:pPr>
+      <w:r>
+        <w:rPr>
+          <w:rFonts w:ascii="Times New Roman" w:eastAsia="Times New Roman" w:hAnsi="Times New Roman" w:cs="Times New Roman"/>
+          <w:sz w:val="28"/>
+          <w:szCs w:val="28"/>
         </w:rPr>
         <w:t>2.  Soạn kịch bản thương lượng giá trị lớn bằng cách khai thác tâm lý FOMO của khách hàng.</w:t>
       </w:r>
     </w:p>
     <w:p>
       <w:pPr>
-        <w:spacing/>
-        <w:ind w:left="620" w:hanging="360"/>
-        <w:rPr>
-          <w:rFonts w:ascii="Times New Roman" w:hAnsi="Times New Roman" w:cs="Times New Roman"/>
-          <w:sz w:val="28"/>
-          <w:szCs w:val="28"/>
-        </w:rPr>
-      </w:pPr>
-      <w:r>
-        <w:rPr>
-          <w:rFonts w:ascii="Times New Roman" w:hAnsi="Times New Roman" w:eastAsia="Times New Roman"/>
-          <w:sz w:val="28"/>
+        <w:spacing w:before="120" w:after="120" w:line="240" w:lineRule="auto"/>
+        <w:ind w:left="620" w:hanging="360"/>
+        <w:jc w:val="both"/>
+        <w:rPr>
+          <w:rFonts w:ascii="Times New Roman" w:hAnsi="Times New Roman" w:cs="Times New Roman"/>
+          <w:sz w:val="28"/>
+          <w:szCs w:val="28"/>
+        </w:rPr>
+      </w:pPr>
+      <w:r>
+        <w:rPr>
+          <w:rFonts w:ascii="Times New Roman" w:eastAsia="Times New Roman" w:hAnsi="Times New Roman" w:cs="Times New Roman"/>
+          <w:sz w:val="28"/>
+          <w:szCs w:val="28"/>
         </w:rPr>
         <w:t>3.  Viết hướng dẫn ứng dụng “nguyên tắc ám thị” trong nghệ thuật đàm phán.</w:t>
       </w:r>
     </w:p>
     <w:p>
       <w:pPr>
-        <w:spacing/>
-        <w:ind w:left="620" w:hanging="360"/>
-        <w:rPr>
-          <w:rFonts w:ascii="Times New Roman" w:hAnsi="Times New Roman" w:cs="Times New Roman"/>
-          <w:sz w:val="28"/>
-          <w:szCs w:val="28"/>
-        </w:rPr>
-      </w:pPr>
-      <w:r>
-        <w:rPr>
-          <w:rFonts w:ascii="Times New Roman" w:hAnsi="Times New Roman" w:eastAsia="Times New Roman"/>
-          <w:sz w:val="28"/>
+        <w:spacing w:before="120" w:after="120" w:line="240" w:lineRule="auto"/>
+        <w:ind w:left="620" w:hanging="360"/>
+        <w:jc w:val="both"/>
+        <w:rPr>
+          <w:rFonts w:ascii="Times New Roman" w:hAnsi="Times New Roman" w:cs="Times New Roman"/>
+          <w:sz w:val="28"/>
+          <w:szCs w:val="28"/>
+        </w:rPr>
+      </w:pPr>
+      <w:r>
+        <w:rPr>
+          <w:rFonts w:ascii="Times New Roman" w:eastAsia="Times New Roman" w:hAnsi="Times New Roman" w:cs="Times New Roman"/>
+          <w:sz w:val="28"/>
+          <w:szCs w:val="28"/>
         </w:rPr>
         <w:t>4.  Hãy viết kịch bản xử lý khi khách hàng thao túng bằng chiêu “anchoring” (giá mồi).</w:t>
       </w:r>
     </w:p>
     <w:p>
       <w:pPr>
-        <w:spacing/>
-        <w:ind w:left="620" w:hanging="360"/>
-        <w:rPr>
-          <w:rFonts w:ascii="Times New Roman" w:hAnsi="Times New Roman" w:cs="Times New Roman"/>
-          <w:sz w:val="28"/>
-          <w:szCs w:val="28"/>
-        </w:rPr>
-      </w:pPr>
-      <w:r>
-        <w:rPr>
-          <w:rFonts w:ascii="Times New Roman" w:hAnsi="Times New Roman" w:eastAsia="Times New Roman"/>
-          <w:sz w:val="28"/>
+        <w:spacing w:before="120" w:after="120" w:line="240" w:lineRule="auto"/>
+        <w:ind w:left="620" w:hanging="360"/>
+        <w:jc w:val="both"/>
+        <w:rPr>
+          <w:rFonts w:ascii="Times New Roman" w:hAnsi="Times New Roman" w:cs="Times New Roman"/>
+          <w:sz w:val="28"/>
+          <w:szCs w:val="28"/>
+        </w:rPr>
+      </w:pPr>
+      <w:r>
+        <w:rPr>
+          <w:rFonts w:ascii="Times New Roman" w:eastAsia="Times New Roman" w:hAnsi="Times New Roman" w:cs="Times New Roman"/>
+          <w:sz w:val="28"/>
+          <w:szCs w:val="28"/>
         </w:rPr>
         <w:t>5.  Soạn chiến lược đàm phán áp dụng mô hình tâm lý học hành vi.</w:t>
       </w:r>
     </w:p>
     <w:p>
       <w:pPr>
-        <w:spacing/>
-        <w:ind w:left="620" w:hanging="360"/>
-        <w:rPr>
-          <w:rFonts w:ascii="Times New Roman" w:hAnsi="Times New Roman" w:cs="Times New Roman"/>
-          <w:sz w:val="28"/>
-          <w:szCs w:val="28"/>
-        </w:rPr>
-      </w:pPr>
-      <w:r>
-        <w:rPr>
-          <w:rFonts w:ascii="Times New Roman" w:hAnsi="Times New Roman" w:eastAsia="Times New Roman"/>
-          <w:sz w:val="28"/>
+        <w:spacing w:before="120" w:after="120" w:line="240" w:lineRule="auto"/>
+        <w:ind w:left="620" w:hanging="360"/>
+        <w:jc w:val="both"/>
+        <w:rPr>
+          <w:rFonts w:ascii="Times New Roman" w:hAnsi="Times New Roman" w:cs="Times New Roman"/>
+          <w:sz w:val="28"/>
+          <w:szCs w:val="28"/>
+        </w:rPr>
+      </w:pPr>
+      <w:r>
+        <w:rPr>
+          <w:rFonts w:ascii="Times New Roman" w:eastAsia="Times New Roman" w:hAnsi="Times New Roman" w:cs="Times New Roman"/>
+          <w:sz w:val="28"/>
+          <w:szCs w:val="28"/>
         </w:rPr>
         <w:t>6.  Viết bài blog về nghệ thuật “thuyết phục bằng đồng cảm” trong đàm phán.</w:t>
       </w:r>
     </w:p>
     <w:p>
       <w:pPr>
-        <w:spacing/>
-        <w:ind w:left="620" w:hanging="360"/>
-        <w:rPr>
-          <w:rFonts w:ascii="Times New Roman" w:hAnsi="Times New Roman" w:cs="Times New Roman"/>
-          <w:sz w:val="28"/>
-          <w:szCs w:val="28"/>
-        </w:rPr>
-      </w:pPr>
-      <w:r>
-        <w:rPr>
-          <w:rFonts w:ascii="Times New Roman" w:hAnsi="Times New Roman" w:eastAsia="Times New Roman"/>
-          <w:sz w:val="28"/>
+        <w:spacing w:before="120" w:after="120" w:line="240" w:lineRule="auto"/>
+        <w:ind w:left="620" w:hanging="360"/>
+        <w:jc w:val="both"/>
+        <w:rPr>
+          <w:rFonts w:ascii="Times New Roman" w:hAnsi="Times New Roman" w:cs="Times New Roman"/>
+          <w:sz w:val="28"/>
+          <w:szCs w:val="28"/>
+        </w:rPr>
+      </w:pPr>
+      <w:r>
+        <w:rPr>
+          <w:rFonts w:ascii="Times New Roman" w:eastAsia="Times New Roman" w:hAnsi="Times New Roman" w:cs="Times New Roman"/>
+          <w:sz w:val="28"/>
+          <w:szCs w:val="28"/>
         </w:rPr>
         <w:t>7.  Hãy viết kịch bản đàm phán dựa trên phân tích tính cách (DISC model).</w:t>
       </w:r>
     </w:p>
     <w:p>
       <w:pPr>
-        <w:spacing/>
-        <w:ind w:left="620" w:hanging="360"/>
-        <w:rPr>
-          <w:rFonts w:ascii="Times New Roman" w:hAnsi="Times New Roman" w:cs="Times New Roman"/>
-          <w:sz w:val="28"/>
-          <w:szCs w:val="28"/>
-        </w:rPr>
-      </w:pPr>
-      <w:r>
-        <w:rPr>
-          <w:rFonts w:ascii="Times New Roman" w:hAnsi="Times New Roman" w:eastAsia="Times New Roman"/>
-          <w:sz w:val="28"/>
+        <w:spacing w:before="120" w:after="120" w:line="240" w:lineRule="auto"/>
+        <w:ind w:left="620" w:hanging="360"/>
+        <w:jc w:val="both"/>
+        <w:rPr>
+          <w:rFonts w:ascii="Times New Roman" w:hAnsi="Times New Roman" w:cs="Times New Roman"/>
+          <w:sz w:val="28"/>
+          <w:szCs w:val="28"/>
+        </w:rPr>
+      </w:pPr>
+      <w:r>
+        <w:rPr>
+          <w:rFonts w:ascii="Times New Roman" w:eastAsia="Times New Roman" w:hAnsi="Times New Roman" w:cs="Times New Roman"/>
+          <w:sz w:val="28"/>
+          <w:szCs w:val="28"/>
         </w:rPr>
         <w:t>8.  Soạn kế hoạch ứng dụng NLP (lập trình ngôn ngữ tư duy) trong thuyết phục khách hàng.</w:t>
       </w:r>
     </w:p>
     <w:p>
       <w:pPr>
-        <w:spacing/>
-        <w:ind w:left="620" w:hanging="360"/>
-        <w:rPr>
-          <w:rFonts w:ascii="Times New Roman" w:hAnsi="Times New Roman" w:cs="Times New Roman"/>
-          <w:sz w:val="28"/>
-          <w:szCs w:val="28"/>
-        </w:rPr>
-      </w:pPr>
-      <w:r>
-        <w:rPr>
-          <w:rFonts w:ascii="Times New Roman" w:hAnsi="Times New Roman" w:eastAsia="Times New Roman"/>
-          <w:sz w:val="28"/>
-        </w:rPr>
+        <w:spacing w:before="120" w:after="120" w:line="240" w:lineRule="auto"/>
+        <w:ind w:left="620" w:hanging="360"/>
+        <w:jc w:val="both"/>
+        <w:rPr>
+          <w:rFonts w:ascii="Times New Roman" w:hAnsi="Times New Roman" w:cs="Times New Roman"/>
+          <w:sz w:val="28"/>
+          <w:szCs w:val="28"/>
+        </w:rPr>
+      </w:pPr>
+      <w:r>
+        <w:rPr>
+          <w:rFonts w:ascii="Times New Roman" w:eastAsia="Times New Roman" w:hAnsi="Times New Roman" w:cs="Times New Roman"/>
+          <w:sz w:val="28"/>
+          <w:szCs w:val="28"/>
+        </w:rPr>
+        <w:lastRenderedPageBreak/>
         <w:t>9.  Viết chiến lược đàm phán kết hợp giữa logic và cảm xúc để bán SP/DV = [___].</w:t>
       </w:r>
     </w:p>
     <w:p>
       <w:pPr>
-        <w:spacing/>
-        <w:ind w:left="620" w:hanging="360"/>
-        <w:rPr>
-          <w:rFonts w:ascii="Times New Roman" w:hAnsi="Times New Roman" w:cs="Times New Roman"/>
-          <w:sz w:val="28"/>
-          <w:szCs w:val="28"/>
-        </w:rPr>
-      </w:pPr>
-      <w:r>
-        <w:rPr>
-          <w:rFonts w:ascii="Times New Roman" w:hAnsi="Times New Roman" w:eastAsia="Times New Roman"/>
-          <w:sz w:val="28"/>
+        <w:spacing w:before="120" w:after="120" w:line="240" w:lineRule="auto"/>
+        <w:ind w:left="620" w:hanging="360"/>
+        <w:jc w:val="both"/>
+        <w:rPr>
+          <w:rFonts w:ascii="Times New Roman" w:hAnsi="Times New Roman" w:cs="Times New Roman"/>
+          <w:sz w:val="28"/>
+          <w:szCs w:val="28"/>
+        </w:rPr>
+      </w:pPr>
+      <w:r>
+        <w:rPr>
+          <w:rFonts w:ascii="Times New Roman" w:eastAsia="Times New Roman" w:hAnsi="Times New Roman" w:cs="Times New Roman"/>
+          <w:sz w:val="28"/>
+          <w:szCs w:val="28"/>
         </w:rPr>
         <w:t>10.Hãy viết lộ trình huấn luyện đội sales kỹ năng tâm lý học trong đàm phán.</w:t>
       </w:r>
     </w:p>
     <w:p>
       <w:pPr>
-        <w:keepNext w:val="0"/>
-        <w:keepLines w:val="0"/>
-        <w:spacing/>
+        <w:spacing w:before="120" w:after="120" w:line="240" w:lineRule="auto"/>
+        <w:jc w:val="both"/>
         <w:rPr>
           <w:rFonts w:ascii="Times New Roman" w:hAnsi="Times New Roman" w:cs="Times New Roman"/>
           <w:b/>
@@ -1090,198 +1195,218 @@
       </w:pPr>
       <w:r>
         <w:rPr>
-          <w:rFonts w:ascii="Times New Roman" w:hAnsi="Times New Roman" w:eastAsia="Times New Roman"/>
+          <w:rFonts w:ascii="Times New Roman" w:eastAsia="Times New Roman" w:hAnsi="Times New Roman" w:cs="Times New Roman"/>
           <w:b/>
           <w:sz w:val="28"/>
+          <w:szCs w:val="28"/>
         </w:rPr>
         <w:t>5. Fusion Kinh doanh + Cuộc sống (10 prompt)</w:t>
       </w:r>
     </w:p>
     <w:p>
       <w:pPr>
-        <w:spacing/>
-        <w:ind w:left="620" w:hanging="360"/>
-        <w:rPr>
-          <w:rFonts w:ascii="Times New Roman" w:hAnsi="Times New Roman" w:cs="Times New Roman"/>
-          <w:sz w:val="28"/>
-          <w:szCs w:val="28"/>
-        </w:rPr>
-      </w:pPr>
-      <w:r>
-        <w:rPr>
-          <w:rFonts w:ascii="Times New Roman" w:hAnsi="Times New Roman" w:eastAsia="Times New Roman"/>
-          <w:sz w:val="28"/>
+        <w:spacing w:before="120" w:after="120" w:line="240" w:lineRule="auto"/>
+        <w:ind w:left="620" w:hanging="360"/>
+        <w:jc w:val="both"/>
+        <w:rPr>
+          <w:rFonts w:ascii="Times New Roman" w:hAnsi="Times New Roman" w:cs="Times New Roman"/>
+          <w:sz w:val="28"/>
+          <w:szCs w:val="28"/>
+        </w:rPr>
+      </w:pPr>
+      <w:r>
+        <w:rPr>
+          <w:rFonts w:ascii="Times New Roman" w:eastAsia="Times New Roman" w:hAnsi="Times New Roman" w:cs="Times New Roman"/>
+          <w:sz w:val="28"/>
+          <w:szCs w:val="28"/>
         </w:rPr>
         <w:t>1.  Hãy viết kế hoạch giúp một doanh nhân vừa phát triển công ty bán SP/DV = [___], vừa duy trì hạnh phúc gia đình.</w:t>
       </w:r>
     </w:p>
     <w:p>
       <w:pPr>
-        <w:spacing/>
-        <w:ind w:left="620" w:hanging="360"/>
-        <w:rPr>
-          <w:rFonts w:ascii="Times New Roman" w:hAnsi="Times New Roman" w:cs="Times New Roman"/>
-          <w:sz w:val="28"/>
-          <w:szCs w:val="28"/>
-        </w:rPr>
-      </w:pPr>
-      <w:r>
-        <w:rPr>
-          <w:rFonts w:ascii="Times New Roman" w:hAnsi="Times New Roman" w:eastAsia="Times New Roman"/>
-          <w:sz w:val="28"/>
+        <w:spacing w:before="120" w:after="120" w:line="240" w:lineRule="auto"/>
+        <w:ind w:left="620" w:hanging="360"/>
+        <w:jc w:val="both"/>
+        <w:rPr>
+          <w:rFonts w:ascii="Times New Roman" w:hAnsi="Times New Roman" w:cs="Times New Roman"/>
+          <w:sz w:val="28"/>
+          <w:szCs w:val="28"/>
+        </w:rPr>
+      </w:pPr>
+      <w:r>
+        <w:rPr>
+          <w:rFonts w:ascii="Times New Roman" w:eastAsia="Times New Roman" w:hAnsi="Times New Roman" w:cs="Times New Roman"/>
+          <w:sz w:val="28"/>
+          <w:szCs w:val="28"/>
         </w:rPr>
         <w:t>2.  Soạn lịch trình 7 ngày cân bằng giữa công việc lãnh đạo startup và thời gian cho con cái.</w:t>
       </w:r>
     </w:p>
     <w:p>
       <w:pPr>
-        <w:spacing/>
-        <w:ind w:left="620" w:hanging="360"/>
-        <w:rPr>
-          <w:rFonts w:ascii="Times New Roman" w:hAnsi="Times New Roman" w:cs="Times New Roman"/>
-          <w:sz w:val="28"/>
-          <w:szCs w:val="28"/>
-        </w:rPr>
-      </w:pPr>
-      <w:r>
-        <w:rPr>
-          <w:rFonts w:ascii="Times New Roman" w:hAnsi="Times New Roman" w:eastAsia="Times New Roman"/>
-          <w:sz w:val="28"/>
+        <w:spacing w:before="120" w:after="120" w:line="240" w:lineRule="auto"/>
+        <w:ind w:left="620" w:hanging="360"/>
+        <w:jc w:val="both"/>
+        <w:rPr>
+          <w:rFonts w:ascii="Times New Roman" w:hAnsi="Times New Roman" w:cs="Times New Roman"/>
+          <w:sz w:val="28"/>
+          <w:szCs w:val="28"/>
+        </w:rPr>
+      </w:pPr>
+      <w:r>
+        <w:rPr>
+          <w:rFonts w:ascii="Times New Roman" w:eastAsia="Times New Roman" w:hAnsi="Times New Roman" w:cs="Times New Roman"/>
+          <w:sz w:val="28"/>
+          <w:szCs w:val="28"/>
         </w:rPr>
         <w:t>3.  Viết bài blog 800 từ: “Làm sao để giàu có mà vẫn sống ý nghĩa”.</w:t>
       </w:r>
     </w:p>
     <w:p>
       <w:pPr>
-        <w:spacing/>
-        <w:ind w:left="620" w:hanging="360"/>
-        <w:rPr>
-          <w:rFonts w:ascii="Times New Roman" w:hAnsi="Times New Roman" w:cs="Times New Roman"/>
-          <w:sz w:val="28"/>
-          <w:szCs w:val="28"/>
-        </w:rPr>
-      </w:pPr>
-      <w:r>
-        <w:rPr>
-          <w:rFonts w:ascii="Times New Roman" w:hAnsi="Times New Roman" w:eastAsia="Times New Roman"/>
-          <w:sz w:val="28"/>
+        <w:spacing w:before="120" w:after="120" w:line="240" w:lineRule="auto"/>
+        <w:ind w:left="620" w:hanging="360"/>
+        <w:jc w:val="both"/>
+        <w:rPr>
+          <w:rFonts w:ascii="Times New Roman" w:hAnsi="Times New Roman" w:cs="Times New Roman"/>
+          <w:sz w:val="28"/>
+          <w:szCs w:val="28"/>
+        </w:rPr>
+      </w:pPr>
+      <w:r>
+        <w:rPr>
+          <w:rFonts w:ascii="Times New Roman" w:eastAsia="Times New Roman" w:hAnsi="Times New Roman" w:cs="Times New Roman"/>
+          <w:sz w:val="28"/>
+          <w:szCs w:val="28"/>
         </w:rPr>
         <w:t>4.  Hãy viết chiến lược phân bổ thời gian giữa kiếm tiền và chăm sóc sức khỏe.</w:t>
       </w:r>
     </w:p>
     <w:p>
       <w:pPr>
-        <w:spacing/>
-        <w:ind w:left="620" w:hanging="360"/>
-        <w:rPr>
-          <w:rFonts w:ascii="Times New Roman" w:hAnsi="Times New Roman" w:cs="Times New Roman"/>
-          <w:sz w:val="28"/>
-          <w:szCs w:val="28"/>
-        </w:rPr>
-      </w:pPr>
-      <w:r>
-        <w:rPr>
-          <w:rFonts w:ascii="Times New Roman" w:hAnsi="Times New Roman" w:eastAsia="Times New Roman"/>
-          <w:sz w:val="28"/>
+        <w:spacing w:before="120" w:after="120" w:line="240" w:lineRule="auto"/>
+        <w:ind w:left="620" w:hanging="360"/>
+        <w:jc w:val="both"/>
+        <w:rPr>
+          <w:rFonts w:ascii="Times New Roman" w:hAnsi="Times New Roman" w:cs="Times New Roman"/>
+          <w:sz w:val="28"/>
+          <w:szCs w:val="28"/>
+        </w:rPr>
+      </w:pPr>
+      <w:r>
+        <w:rPr>
+          <w:rFonts w:ascii="Times New Roman" w:eastAsia="Times New Roman" w:hAnsi="Times New Roman" w:cs="Times New Roman"/>
+          <w:sz w:val="28"/>
+          <w:szCs w:val="28"/>
         </w:rPr>
         <w:t>5.  Soạn kịch bản workshop “Doanh nhân hạnh phúc – công việc và cuộc sống hòa hợp”.</w:t>
       </w:r>
     </w:p>
     <w:p>
       <w:pPr>
-        <w:spacing/>
-        <w:ind w:left="620" w:hanging="360"/>
-        <w:rPr>
-          <w:rFonts w:ascii="Times New Roman" w:hAnsi="Times New Roman" w:cs="Times New Roman"/>
-          <w:sz w:val="28"/>
-          <w:szCs w:val="28"/>
-        </w:rPr>
-      </w:pPr>
-      <w:r>
-        <w:rPr>
-          <w:rFonts w:ascii="Times New Roman" w:hAnsi="Times New Roman" w:eastAsia="Times New Roman"/>
-          <w:sz w:val="28"/>
+        <w:spacing w:before="120" w:after="120" w:line="240" w:lineRule="auto"/>
+        <w:ind w:left="620" w:hanging="360"/>
+        <w:jc w:val="both"/>
+        <w:rPr>
+          <w:rFonts w:ascii="Times New Roman" w:hAnsi="Times New Roman" w:cs="Times New Roman"/>
+          <w:sz w:val="28"/>
+          <w:szCs w:val="28"/>
+        </w:rPr>
+      </w:pPr>
+      <w:r>
+        <w:rPr>
+          <w:rFonts w:ascii="Times New Roman" w:eastAsia="Times New Roman" w:hAnsi="Times New Roman" w:cs="Times New Roman"/>
+          <w:sz w:val="28"/>
+          <w:szCs w:val="28"/>
         </w:rPr>
         <w:t>6.  Viết hướng dẫn quản lý tài chính cá nhân song song với quản trị công ty.</w:t>
       </w:r>
     </w:p>
     <w:p>
       <w:pPr>
-        <w:spacing/>
-        <w:ind w:left="620" w:hanging="360"/>
-        <w:rPr>
-          <w:rFonts w:ascii="Times New Roman" w:hAnsi="Times New Roman" w:cs="Times New Roman"/>
-          <w:sz w:val="28"/>
-          <w:szCs w:val="28"/>
-        </w:rPr>
-      </w:pPr>
-      <w:r>
-        <w:rPr>
-          <w:rFonts w:ascii="Times New Roman" w:hAnsi="Times New Roman" w:eastAsia="Times New Roman"/>
-          <w:sz w:val="28"/>
+        <w:spacing w:before="120" w:after="120" w:line="240" w:lineRule="auto"/>
+        <w:ind w:left="620" w:hanging="360"/>
+        <w:jc w:val="both"/>
+        <w:rPr>
+          <w:rFonts w:ascii="Times New Roman" w:hAnsi="Times New Roman" w:cs="Times New Roman"/>
+          <w:sz w:val="28"/>
+          <w:szCs w:val="28"/>
+        </w:rPr>
+      </w:pPr>
+      <w:r>
+        <w:rPr>
+          <w:rFonts w:ascii="Times New Roman" w:eastAsia="Times New Roman" w:hAnsi="Times New Roman" w:cs="Times New Roman"/>
+          <w:sz w:val="28"/>
+          <w:szCs w:val="28"/>
         </w:rPr>
         <w:t>7.  Hãy viết kế hoạch 30 ngày để một CEO duy trì năng lượng cao trong cả công việc lẫn đời sống.</w:t>
       </w:r>
     </w:p>
     <w:p>
       <w:pPr>
-        <w:spacing/>
-        <w:ind w:left="620" w:hanging="360"/>
-        <w:rPr>
-          <w:rFonts w:ascii="Times New Roman" w:hAnsi="Times New Roman" w:cs="Times New Roman"/>
-          <w:sz w:val="28"/>
-          <w:szCs w:val="28"/>
-        </w:rPr>
-      </w:pPr>
-      <w:r>
-        <w:rPr>
-          <w:rFonts w:ascii="Times New Roman" w:hAnsi="Times New Roman" w:eastAsia="Times New Roman"/>
-          <w:sz w:val="28"/>
+        <w:spacing w:before="120" w:after="120" w:line="240" w:lineRule="auto"/>
+        <w:ind w:left="620" w:hanging="360"/>
+        <w:jc w:val="both"/>
+        <w:rPr>
+          <w:rFonts w:ascii="Times New Roman" w:hAnsi="Times New Roman" w:cs="Times New Roman"/>
+          <w:sz w:val="28"/>
+          <w:szCs w:val="28"/>
+        </w:rPr>
+      </w:pPr>
+      <w:r>
+        <w:rPr>
+          <w:rFonts w:ascii="Times New Roman" w:eastAsia="Times New Roman" w:hAnsi="Times New Roman" w:cs="Times New Roman"/>
+          <w:sz w:val="28"/>
+          <w:szCs w:val="28"/>
         </w:rPr>
         <w:t>8.  Soạn nhật ký 10 câu hỏi phản tư hằng tuần cho doanh nhân để cân bằng cuộc sống.</w:t>
       </w:r>
     </w:p>
     <w:p>
       <w:pPr>
-        <w:spacing/>
-        <w:ind w:left="620" w:hanging="360"/>
-        <w:rPr>
-          <w:rFonts w:ascii="Times New Roman" w:hAnsi="Times New Roman" w:cs="Times New Roman"/>
-          <w:sz w:val="28"/>
-          <w:szCs w:val="28"/>
-        </w:rPr>
-      </w:pPr>
-      <w:r>
-        <w:rPr>
-          <w:rFonts w:ascii="Times New Roman" w:hAnsi="Times New Roman" w:eastAsia="Times New Roman"/>
-          <w:sz w:val="28"/>
+        <w:spacing w:before="120" w:after="120" w:line="240" w:lineRule="auto"/>
+        <w:ind w:left="620" w:hanging="360"/>
+        <w:jc w:val="both"/>
+        <w:rPr>
+          <w:rFonts w:ascii="Times New Roman" w:hAnsi="Times New Roman" w:cs="Times New Roman"/>
+          <w:sz w:val="28"/>
+          <w:szCs w:val="28"/>
+        </w:rPr>
+      </w:pPr>
+      <w:r>
+        <w:rPr>
+          <w:rFonts w:ascii="Times New Roman" w:eastAsia="Times New Roman" w:hAnsi="Times New Roman" w:cs="Times New Roman"/>
+          <w:sz w:val="28"/>
+          <w:szCs w:val="28"/>
         </w:rPr>
         <w:t>9.  Viết bài diễn văn truyền cảm hứng: “Kinh doanh không phải hy sinh cuộc sống, mà là nâng tầm nó”.</w:t>
       </w:r>
     </w:p>
     <w:p>
       <w:pPr>
-        <w:spacing/>
-        <w:ind w:left="620" w:hanging="360"/>
-        <w:rPr>
-          <w:rFonts w:ascii="Times New Roman" w:hAnsi="Times New Roman" w:cs="Times New Roman"/>
-          <w:sz w:val="28"/>
-          <w:szCs w:val="28"/>
-        </w:rPr>
-      </w:pPr>
-      <w:r>
-        <w:rPr>
-          <w:rFonts w:ascii="Times New Roman" w:hAnsi="Times New Roman" w:eastAsia="Times New Roman"/>
-          <w:sz w:val="28"/>
+        <w:spacing w:before="120" w:after="120" w:line="240" w:lineRule="auto"/>
+        <w:ind w:left="620" w:hanging="360"/>
+        <w:jc w:val="both"/>
+        <w:rPr>
+          <w:rFonts w:ascii="Times New Roman" w:hAnsi="Times New Roman" w:cs="Times New Roman"/>
+          <w:sz w:val="28"/>
+          <w:szCs w:val="28"/>
+        </w:rPr>
+      </w:pPr>
+      <w:r>
+        <w:rPr>
+          <w:rFonts w:ascii="Times New Roman" w:eastAsia="Times New Roman" w:hAnsi="Times New Roman" w:cs="Times New Roman"/>
+          <w:sz w:val="28"/>
+          <w:szCs w:val="28"/>
         </w:rPr>
         <w:t>10.Hãy viết checklist 20 cách doanh nhân chăm sóc sức khỏe tinh thần khi làm việc căng thẳng.</w:t>
       </w:r>
     </w:p>
     <w:p>
       <w:pPr>
-        <w:keepNext w:val="0"/>
-        <w:keepLines w:val="0"/>
-        <w:spacing/>
+        <w:spacing w:before="120" w:after="120" w:line="240" w:lineRule="auto"/>
+        <w:jc w:val="both"/>
         <w:rPr>
           <w:rFonts w:ascii="Times New Roman" w:hAnsi="Times New Roman" w:cs="Times New Roman"/>
           <w:b/>
@@ -1292,198 +1417,218 @@
       </w:pPr>
       <w:r>
         <w:rPr>
-          <w:rFonts w:ascii="Times New Roman" w:hAnsi="Times New Roman" w:eastAsia="Times New Roman"/>
+          <w:rFonts w:ascii="Times New Roman" w:eastAsia="Times New Roman" w:hAnsi="Times New Roman" w:cs="Times New Roman"/>
           <w:b/>
           <w:sz w:val="28"/>
+          <w:szCs w:val="28"/>
         </w:rPr>
         <w:t>6. Fusion AI + Học tập &amp; Giáo dục (10 prompt)</w:t>
       </w:r>
     </w:p>
     <w:p>
       <w:pPr>
-        <w:spacing/>
-        <w:ind w:left="620" w:hanging="360"/>
-        <w:rPr>
-          <w:rFonts w:ascii="Times New Roman" w:hAnsi="Times New Roman" w:cs="Times New Roman"/>
-          <w:sz w:val="28"/>
-          <w:szCs w:val="28"/>
-        </w:rPr>
-      </w:pPr>
-      <w:r>
-        <w:rPr>
-          <w:rFonts w:ascii="Times New Roman" w:hAnsi="Times New Roman" w:eastAsia="Times New Roman"/>
-          <w:sz w:val="28"/>
+        <w:spacing w:before="120" w:after="120" w:line="240" w:lineRule="auto"/>
+        <w:ind w:left="620" w:hanging="360"/>
+        <w:jc w:val="both"/>
+        <w:rPr>
+          <w:rFonts w:ascii="Times New Roman" w:hAnsi="Times New Roman" w:cs="Times New Roman"/>
+          <w:sz w:val="28"/>
+          <w:szCs w:val="28"/>
+        </w:rPr>
+      </w:pPr>
+      <w:r>
+        <w:rPr>
+          <w:rFonts w:ascii="Times New Roman" w:eastAsia="Times New Roman" w:hAnsi="Times New Roman" w:cs="Times New Roman"/>
+          <w:sz w:val="28"/>
+          <w:szCs w:val="28"/>
         </w:rPr>
         <w:t>1.  Hãy viết kế hoạch dùng AI cá nhân hóa lộ trình học tiếng Anh cho người mới bắt đầu.</w:t>
       </w:r>
     </w:p>
     <w:p>
       <w:pPr>
-        <w:spacing/>
-        <w:ind w:left="620" w:hanging="360"/>
-        <w:rPr>
-          <w:rFonts w:ascii="Times New Roman" w:hAnsi="Times New Roman" w:cs="Times New Roman"/>
-          <w:sz w:val="28"/>
-          <w:szCs w:val="28"/>
-        </w:rPr>
-      </w:pPr>
-      <w:r>
-        <w:rPr>
-          <w:rFonts w:ascii="Times New Roman" w:hAnsi="Times New Roman" w:eastAsia="Times New Roman"/>
-          <w:sz w:val="28"/>
+        <w:spacing w:before="120" w:after="120" w:line="240" w:lineRule="auto"/>
+        <w:ind w:left="620" w:hanging="360"/>
+        <w:jc w:val="both"/>
+        <w:rPr>
+          <w:rFonts w:ascii="Times New Roman" w:hAnsi="Times New Roman" w:cs="Times New Roman"/>
+          <w:sz w:val="28"/>
+          <w:szCs w:val="28"/>
+        </w:rPr>
+      </w:pPr>
+      <w:r>
+        <w:rPr>
+          <w:rFonts w:ascii="Times New Roman" w:eastAsia="Times New Roman" w:hAnsi="Times New Roman" w:cs="Times New Roman"/>
+          <w:sz w:val="28"/>
+          <w:szCs w:val="28"/>
         </w:rPr>
         <w:t>2.  Soạn hướng dẫn AI tạo đề thi thử và chấm điểm tự động cho học sinh.</w:t>
       </w:r>
     </w:p>
     <w:p>
       <w:pPr>
-        <w:spacing/>
-        <w:ind w:left="620" w:hanging="360"/>
-        <w:rPr>
-          <w:rFonts w:ascii="Times New Roman" w:hAnsi="Times New Roman" w:cs="Times New Roman"/>
-          <w:sz w:val="28"/>
-          <w:szCs w:val="28"/>
-        </w:rPr>
-      </w:pPr>
-      <w:r>
-        <w:rPr>
-          <w:rFonts w:ascii="Times New Roman" w:hAnsi="Times New Roman" w:eastAsia="Times New Roman"/>
-          <w:sz w:val="28"/>
+        <w:spacing w:before="120" w:after="120" w:line="240" w:lineRule="auto"/>
+        <w:ind w:left="620" w:hanging="360"/>
+        <w:jc w:val="both"/>
+        <w:rPr>
+          <w:rFonts w:ascii="Times New Roman" w:hAnsi="Times New Roman" w:cs="Times New Roman"/>
+          <w:sz w:val="28"/>
+          <w:szCs w:val="28"/>
+        </w:rPr>
+      </w:pPr>
+      <w:r>
+        <w:rPr>
+          <w:rFonts w:ascii="Times New Roman" w:eastAsia="Times New Roman" w:hAnsi="Times New Roman" w:cs="Times New Roman"/>
+          <w:sz w:val="28"/>
+          <w:szCs w:val="28"/>
         </w:rPr>
         <w:t>3.  Viết kịch bản AI gia sư ảo dạy lập trình từ cơ bản đến nâng cao.</w:t>
       </w:r>
     </w:p>
     <w:p>
       <w:pPr>
-        <w:spacing/>
-        <w:ind w:left="620" w:hanging="360"/>
-        <w:rPr>
-          <w:rFonts w:ascii="Times New Roman" w:hAnsi="Times New Roman" w:cs="Times New Roman"/>
-          <w:sz w:val="28"/>
-          <w:szCs w:val="28"/>
-        </w:rPr>
-      </w:pPr>
-      <w:r>
-        <w:rPr>
-          <w:rFonts w:ascii="Times New Roman" w:hAnsi="Times New Roman" w:eastAsia="Times New Roman"/>
-          <w:sz w:val="28"/>
+        <w:spacing w:before="120" w:after="120" w:line="240" w:lineRule="auto"/>
+        <w:ind w:left="620" w:hanging="360"/>
+        <w:jc w:val="both"/>
+        <w:rPr>
+          <w:rFonts w:ascii="Times New Roman" w:hAnsi="Times New Roman" w:cs="Times New Roman"/>
+          <w:sz w:val="28"/>
+          <w:szCs w:val="28"/>
+        </w:rPr>
+      </w:pPr>
+      <w:r>
+        <w:rPr>
+          <w:rFonts w:ascii="Times New Roman" w:eastAsia="Times New Roman" w:hAnsi="Times New Roman" w:cs="Times New Roman"/>
+          <w:sz w:val="28"/>
+          <w:szCs w:val="28"/>
         </w:rPr>
         <w:t>4.  Hãy viết kế hoạch dùng ChatGPT để tạo giáo án giảng dạy SP/DV = [___].</w:t>
       </w:r>
     </w:p>
     <w:p>
       <w:pPr>
-        <w:spacing/>
-        <w:ind w:left="620" w:hanging="360"/>
-        <w:rPr>
-          <w:rFonts w:ascii="Times New Roman" w:hAnsi="Times New Roman" w:cs="Times New Roman"/>
-          <w:sz w:val="28"/>
-          <w:szCs w:val="28"/>
-        </w:rPr>
-      </w:pPr>
-      <w:r>
-        <w:rPr>
-          <w:rFonts w:ascii="Times New Roman" w:hAnsi="Times New Roman" w:eastAsia="Times New Roman"/>
-          <w:sz w:val="28"/>
+        <w:spacing w:before="120" w:after="120" w:line="240" w:lineRule="auto"/>
+        <w:ind w:left="620" w:hanging="360"/>
+        <w:jc w:val="both"/>
+        <w:rPr>
+          <w:rFonts w:ascii="Times New Roman" w:hAnsi="Times New Roman" w:cs="Times New Roman"/>
+          <w:sz w:val="28"/>
+          <w:szCs w:val="28"/>
+        </w:rPr>
+      </w:pPr>
+      <w:r>
+        <w:rPr>
+          <w:rFonts w:ascii="Times New Roman" w:eastAsia="Times New Roman" w:hAnsi="Times New Roman" w:cs="Times New Roman"/>
+          <w:sz w:val="28"/>
+          <w:szCs w:val="28"/>
         </w:rPr>
         <w:t>5.  Soạn chiến lược AI hỗ trợ học sinh luyện thi đại học.</w:t>
       </w:r>
     </w:p>
     <w:p>
       <w:pPr>
-        <w:spacing/>
-        <w:ind w:left="620" w:hanging="360"/>
-        <w:rPr>
-          <w:rFonts w:ascii="Times New Roman" w:hAnsi="Times New Roman" w:cs="Times New Roman"/>
-          <w:sz w:val="28"/>
-          <w:szCs w:val="28"/>
-        </w:rPr>
-      </w:pPr>
-      <w:r>
-        <w:rPr>
-          <w:rFonts w:ascii="Times New Roman" w:hAnsi="Times New Roman" w:eastAsia="Times New Roman"/>
-          <w:sz w:val="28"/>
+        <w:spacing w:before="120" w:after="120" w:line="240" w:lineRule="auto"/>
+        <w:ind w:left="620" w:hanging="360"/>
+        <w:jc w:val="both"/>
+        <w:rPr>
+          <w:rFonts w:ascii="Times New Roman" w:hAnsi="Times New Roman" w:cs="Times New Roman"/>
+          <w:sz w:val="28"/>
+          <w:szCs w:val="28"/>
+        </w:rPr>
+      </w:pPr>
+      <w:r>
+        <w:rPr>
+          <w:rFonts w:ascii="Times New Roman" w:eastAsia="Times New Roman" w:hAnsi="Times New Roman" w:cs="Times New Roman"/>
+          <w:sz w:val="28"/>
+          <w:szCs w:val="28"/>
         </w:rPr>
         <w:t>6.  Viết lộ trình 90 ngày học kỹ năng mới với sự đồng hành của AI.</w:t>
       </w:r>
     </w:p>
     <w:p>
       <w:pPr>
-        <w:spacing/>
-        <w:ind w:left="620" w:hanging="360"/>
-        <w:rPr>
-          <w:rFonts w:ascii="Times New Roman" w:hAnsi="Times New Roman" w:cs="Times New Roman"/>
-          <w:sz w:val="28"/>
-          <w:szCs w:val="28"/>
-        </w:rPr>
-      </w:pPr>
-      <w:r>
-        <w:rPr>
-          <w:rFonts w:ascii="Times New Roman" w:hAnsi="Times New Roman" w:eastAsia="Times New Roman"/>
-          <w:sz w:val="28"/>
+        <w:spacing w:before="120" w:after="120" w:line="240" w:lineRule="auto"/>
+        <w:ind w:left="620" w:hanging="360"/>
+        <w:jc w:val="both"/>
+        <w:rPr>
+          <w:rFonts w:ascii="Times New Roman" w:hAnsi="Times New Roman" w:cs="Times New Roman"/>
+          <w:sz w:val="28"/>
+          <w:szCs w:val="28"/>
+        </w:rPr>
+      </w:pPr>
+      <w:r>
+        <w:rPr>
+          <w:rFonts w:ascii="Times New Roman" w:eastAsia="Times New Roman" w:hAnsi="Times New Roman" w:cs="Times New Roman"/>
+          <w:sz w:val="28"/>
+          <w:szCs w:val="28"/>
         </w:rPr>
         <w:t>7.  Hãy viết kịch bản workshop “AI trong giáo dục – học nhanh gấp 10 lần”.</w:t>
       </w:r>
     </w:p>
     <w:p>
       <w:pPr>
-        <w:spacing/>
-        <w:ind w:left="620" w:hanging="360"/>
-        <w:rPr>
-          <w:rFonts w:ascii="Times New Roman" w:hAnsi="Times New Roman" w:cs="Times New Roman"/>
-          <w:sz w:val="28"/>
-          <w:szCs w:val="28"/>
-        </w:rPr>
-      </w:pPr>
-      <w:r>
-        <w:rPr>
-          <w:rFonts w:ascii="Times New Roman" w:hAnsi="Times New Roman" w:eastAsia="Times New Roman"/>
-          <w:sz w:val="28"/>
+        <w:spacing w:before="120" w:after="120" w:line="240" w:lineRule="auto"/>
+        <w:ind w:left="620" w:hanging="360"/>
+        <w:jc w:val="both"/>
+        <w:rPr>
+          <w:rFonts w:ascii="Times New Roman" w:hAnsi="Times New Roman" w:cs="Times New Roman"/>
+          <w:sz w:val="28"/>
+          <w:szCs w:val="28"/>
+        </w:rPr>
+      </w:pPr>
+      <w:r>
+        <w:rPr>
+          <w:rFonts w:ascii="Times New Roman" w:eastAsia="Times New Roman" w:hAnsi="Times New Roman" w:cs="Times New Roman"/>
+          <w:sz w:val="28"/>
+          <w:szCs w:val="28"/>
         </w:rPr>
         <w:t>8.  Soạn bảng 10 công cụ AI hỗ trợ học tập hiệu quả nhất năm nay.</w:t>
       </w:r>
     </w:p>
     <w:p>
       <w:pPr>
-        <w:spacing/>
-        <w:ind w:left="620" w:hanging="360"/>
-        <w:rPr>
-          <w:rFonts w:ascii="Times New Roman" w:hAnsi="Times New Roman" w:cs="Times New Roman"/>
-          <w:sz w:val="28"/>
-          <w:szCs w:val="28"/>
-        </w:rPr>
-      </w:pPr>
-      <w:r>
-        <w:rPr>
-          <w:rFonts w:ascii="Times New Roman" w:hAnsi="Times New Roman" w:eastAsia="Times New Roman"/>
-          <w:sz w:val="28"/>
+        <w:spacing w:before="120" w:after="120" w:line="240" w:lineRule="auto"/>
+        <w:ind w:left="620" w:hanging="360"/>
+        <w:jc w:val="both"/>
+        <w:rPr>
+          <w:rFonts w:ascii="Times New Roman" w:hAnsi="Times New Roman" w:cs="Times New Roman"/>
+          <w:sz w:val="28"/>
+          <w:szCs w:val="28"/>
+        </w:rPr>
+      </w:pPr>
+      <w:r>
+        <w:rPr>
+          <w:rFonts w:ascii="Times New Roman" w:eastAsia="Times New Roman" w:hAnsi="Times New Roman" w:cs="Times New Roman"/>
+          <w:sz w:val="28"/>
+          <w:szCs w:val="28"/>
         </w:rPr>
         <w:t>9.  Viết chiến lược AI giúp người đi làm vừa học vừa áp dụng kiến thức mới.</w:t>
       </w:r>
     </w:p>
     <w:p>
       <w:pPr>
-        <w:spacing/>
-        <w:ind w:left="620" w:hanging="360"/>
-        <w:rPr>
-          <w:rFonts w:ascii="Times New Roman" w:hAnsi="Times New Roman" w:cs="Times New Roman"/>
-          <w:sz w:val="28"/>
-          <w:szCs w:val="28"/>
-        </w:rPr>
-      </w:pPr>
-      <w:r>
-        <w:rPr>
-          <w:rFonts w:ascii="Times New Roman" w:hAnsi="Times New Roman" w:eastAsia="Times New Roman"/>
-          <w:sz w:val="28"/>
+        <w:spacing w:before="120" w:after="120" w:line="240" w:lineRule="auto"/>
+        <w:ind w:left="620" w:hanging="360"/>
+        <w:jc w:val="both"/>
+        <w:rPr>
+          <w:rFonts w:ascii="Times New Roman" w:hAnsi="Times New Roman" w:cs="Times New Roman"/>
+          <w:sz w:val="28"/>
+          <w:szCs w:val="28"/>
+        </w:rPr>
+      </w:pPr>
+      <w:r>
+        <w:rPr>
+          <w:rFonts w:ascii="Times New Roman" w:eastAsia="Times New Roman" w:hAnsi="Times New Roman" w:cs="Times New Roman"/>
+          <w:sz w:val="28"/>
+          <w:szCs w:val="28"/>
         </w:rPr>
         <w:t>10.Hãy viết kế hoạch xây dựng “trợ lý học tập AI” dành cho sinh viên.</w:t>
       </w:r>
     </w:p>
     <w:p>
       <w:pPr>
-        <w:keepNext w:val="0"/>
-        <w:keepLines w:val="0"/>
-        <w:spacing/>
+        <w:spacing w:before="120" w:after="120" w:line="240" w:lineRule="auto"/>
+        <w:jc w:val="both"/>
         <w:rPr>
           <w:rFonts w:ascii="Times New Roman" w:hAnsi="Times New Roman" w:cs="Times New Roman"/>
           <w:b/>
@@ -1494,198 +1639,219 @@
       </w:pPr>
       <w:r>
         <w:rPr>
-          <w:rFonts w:ascii="Times New Roman" w:hAnsi="Times New Roman" w:eastAsia="Times New Roman"/>
+          <w:rFonts w:ascii="Times New Roman" w:eastAsia="Times New Roman" w:hAnsi="Times New Roman" w:cs="Times New Roman"/>
           <w:b/>
           <w:sz w:val="28"/>
+          <w:szCs w:val="28"/>
         </w:rPr>
         <w:t>7. Fusion Marketing + Đời sống xã hội (10 prompt)</w:t>
       </w:r>
     </w:p>
     <w:p>
       <w:pPr>
-        <w:spacing/>
-        <w:ind w:left="620" w:hanging="360"/>
-        <w:rPr>
-          <w:rFonts w:ascii="Times New Roman" w:hAnsi="Times New Roman" w:cs="Times New Roman"/>
-          <w:sz w:val="28"/>
-          <w:szCs w:val="28"/>
-        </w:rPr>
-      </w:pPr>
-      <w:r>
-        <w:rPr>
-          <w:rFonts w:ascii="Times New Roman" w:hAnsi="Times New Roman" w:eastAsia="Times New Roman"/>
-          <w:sz w:val="28"/>
-        </w:rPr>
+        <w:spacing w:before="120" w:after="120" w:line="240" w:lineRule="auto"/>
+        <w:ind w:left="620" w:hanging="360"/>
+        <w:jc w:val="both"/>
+        <w:rPr>
+          <w:rFonts w:ascii="Times New Roman" w:hAnsi="Times New Roman" w:cs="Times New Roman"/>
+          <w:sz w:val="28"/>
+          <w:szCs w:val="28"/>
+        </w:rPr>
+      </w:pPr>
+      <w:r>
+        <w:rPr>
+          <w:rFonts w:ascii="Times New Roman" w:eastAsia="Times New Roman" w:hAnsi="Times New Roman" w:cs="Times New Roman"/>
+          <w:sz w:val="28"/>
+          <w:szCs w:val="28"/>
+        </w:rPr>
+        <w:lastRenderedPageBreak/>
         <w:t>1.  Hãy viết chiến dịch marketing CSR (trách nhiệm xã hội) gắn liền với SP/DV = [___].</w:t>
       </w:r>
     </w:p>
     <w:p>
       <w:pPr>
-        <w:spacing/>
-        <w:ind w:left="620" w:hanging="360"/>
-        <w:rPr>
-          <w:rFonts w:ascii="Times New Roman" w:hAnsi="Times New Roman" w:cs="Times New Roman"/>
-          <w:sz w:val="28"/>
-          <w:szCs w:val="28"/>
-        </w:rPr>
-      </w:pPr>
-      <w:r>
-        <w:rPr>
-          <w:rFonts w:ascii="Times New Roman" w:hAnsi="Times New Roman" w:eastAsia="Times New Roman"/>
-          <w:sz w:val="28"/>
+        <w:spacing w:before="120" w:after="120" w:line="240" w:lineRule="auto"/>
+        <w:ind w:left="620" w:hanging="360"/>
+        <w:jc w:val="both"/>
+        <w:rPr>
+          <w:rFonts w:ascii="Times New Roman" w:hAnsi="Times New Roman" w:cs="Times New Roman"/>
+          <w:sz w:val="28"/>
+          <w:szCs w:val="28"/>
+        </w:rPr>
+      </w:pPr>
+      <w:r>
+        <w:rPr>
+          <w:rFonts w:ascii="Times New Roman" w:eastAsia="Times New Roman" w:hAnsi="Times New Roman" w:cs="Times New Roman"/>
+          <w:sz w:val="28"/>
+          <w:szCs w:val="28"/>
         </w:rPr>
         <w:t>2.  Soạn kế hoạch truyền thông thương hiệu qua hoạt động từ thiện cộng đồng.</w:t>
       </w:r>
     </w:p>
     <w:p>
       <w:pPr>
-        <w:spacing/>
-        <w:ind w:left="620" w:hanging="360"/>
-        <w:rPr>
-          <w:rFonts w:ascii="Times New Roman" w:hAnsi="Times New Roman" w:cs="Times New Roman"/>
-          <w:sz w:val="28"/>
-          <w:szCs w:val="28"/>
-        </w:rPr>
-      </w:pPr>
-      <w:r>
-        <w:rPr>
-          <w:rFonts w:ascii="Times New Roman" w:hAnsi="Times New Roman" w:eastAsia="Times New Roman"/>
-          <w:sz w:val="28"/>
+        <w:spacing w:before="120" w:after="120" w:line="240" w:lineRule="auto"/>
+        <w:ind w:left="620" w:hanging="360"/>
+        <w:jc w:val="both"/>
+        <w:rPr>
+          <w:rFonts w:ascii="Times New Roman" w:hAnsi="Times New Roman" w:cs="Times New Roman"/>
+          <w:sz w:val="28"/>
+          <w:szCs w:val="28"/>
+        </w:rPr>
+      </w:pPr>
+      <w:r>
+        <w:rPr>
+          <w:rFonts w:ascii="Times New Roman" w:eastAsia="Times New Roman" w:hAnsi="Times New Roman" w:cs="Times New Roman"/>
+          <w:sz w:val="28"/>
+          <w:szCs w:val="28"/>
         </w:rPr>
         <w:t>3.  Viết kịch bản video viral lan tỏa thông điệp sống xanh, gắn với SP/DV = [___].</w:t>
       </w:r>
     </w:p>
     <w:p>
       <w:pPr>
-        <w:spacing/>
-        <w:ind w:left="620" w:hanging="360"/>
-        <w:rPr>
-          <w:rFonts w:ascii="Times New Roman" w:hAnsi="Times New Roman" w:cs="Times New Roman"/>
-          <w:sz w:val="28"/>
-          <w:szCs w:val="28"/>
-        </w:rPr>
-      </w:pPr>
-      <w:r>
-        <w:rPr>
-          <w:rFonts w:ascii="Times New Roman" w:hAnsi="Times New Roman" w:eastAsia="Times New Roman"/>
-          <w:sz w:val="28"/>
+        <w:spacing w:before="120" w:after="120" w:line="240" w:lineRule="auto"/>
+        <w:ind w:left="620" w:hanging="360"/>
+        <w:jc w:val="both"/>
+        <w:rPr>
+          <w:rFonts w:ascii="Times New Roman" w:hAnsi="Times New Roman" w:cs="Times New Roman"/>
+          <w:sz w:val="28"/>
+          <w:szCs w:val="28"/>
+        </w:rPr>
+      </w:pPr>
+      <w:r>
+        <w:rPr>
+          <w:rFonts w:ascii="Times New Roman" w:eastAsia="Times New Roman" w:hAnsi="Times New Roman" w:cs="Times New Roman"/>
+          <w:sz w:val="28"/>
+          <w:szCs w:val="28"/>
         </w:rPr>
         <w:t>4.  Hãy viết chiến lược kết hợp marketing + giáo dục cộng đồng để quảng bá SP/DV = [___].</w:t>
       </w:r>
     </w:p>
     <w:p>
       <w:pPr>
-        <w:spacing/>
-        <w:ind w:left="620" w:hanging="360"/>
-        <w:rPr>
-          <w:rFonts w:ascii="Times New Roman" w:hAnsi="Times New Roman" w:cs="Times New Roman"/>
-          <w:sz w:val="28"/>
-          <w:szCs w:val="28"/>
-        </w:rPr>
-      </w:pPr>
-      <w:r>
-        <w:rPr>
-          <w:rFonts w:ascii="Times New Roman" w:hAnsi="Times New Roman" w:eastAsia="Times New Roman"/>
-          <w:sz w:val="28"/>
+        <w:spacing w:before="120" w:after="120" w:line="240" w:lineRule="auto"/>
+        <w:ind w:left="620" w:hanging="360"/>
+        <w:jc w:val="both"/>
+        <w:rPr>
+          <w:rFonts w:ascii="Times New Roman" w:hAnsi="Times New Roman" w:cs="Times New Roman"/>
+          <w:sz w:val="28"/>
+          <w:szCs w:val="28"/>
+        </w:rPr>
+      </w:pPr>
+      <w:r>
+        <w:rPr>
+          <w:rFonts w:ascii="Times New Roman" w:eastAsia="Times New Roman" w:hAnsi="Times New Roman" w:cs="Times New Roman"/>
+          <w:sz w:val="28"/>
+          <w:szCs w:val="28"/>
         </w:rPr>
         <w:t>5.  Soạn ý tưởng “ngày hội cộng đồng” để gắn kết khách hàng với thương hiệu SP/DV = [___].</w:t>
       </w:r>
     </w:p>
     <w:p>
       <w:pPr>
-        <w:spacing/>
-        <w:ind w:left="620" w:hanging="360"/>
-        <w:rPr>
-          <w:rFonts w:ascii="Times New Roman" w:hAnsi="Times New Roman" w:cs="Times New Roman"/>
-          <w:sz w:val="28"/>
-          <w:szCs w:val="28"/>
-        </w:rPr>
-      </w:pPr>
-      <w:r>
-        <w:rPr>
-          <w:rFonts w:ascii="Times New Roman" w:hAnsi="Times New Roman" w:eastAsia="Times New Roman"/>
-          <w:sz w:val="28"/>
+        <w:spacing w:before="120" w:after="120" w:line="240" w:lineRule="auto"/>
+        <w:ind w:left="620" w:hanging="360"/>
+        <w:jc w:val="both"/>
+        <w:rPr>
+          <w:rFonts w:ascii="Times New Roman" w:hAnsi="Times New Roman" w:cs="Times New Roman"/>
+          <w:sz w:val="28"/>
+          <w:szCs w:val="28"/>
+        </w:rPr>
+      </w:pPr>
+      <w:r>
+        <w:rPr>
+          <w:rFonts w:ascii="Times New Roman" w:eastAsia="Times New Roman" w:hAnsi="Times New Roman" w:cs="Times New Roman"/>
+          <w:sz w:val="28"/>
+          <w:szCs w:val="28"/>
         </w:rPr>
         <w:t>6.  Viết bài blog: “Tại sao thương hiệu nhân văn thu hút khách hàng trung thành hơn?”.</w:t>
       </w:r>
     </w:p>
     <w:p>
       <w:pPr>
-        <w:spacing/>
-        <w:ind w:left="620" w:hanging="360"/>
-        <w:rPr>
-          <w:rFonts w:ascii="Times New Roman" w:hAnsi="Times New Roman" w:cs="Times New Roman"/>
-          <w:sz w:val="28"/>
-          <w:szCs w:val="28"/>
-        </w:rPr>
-      </w:pPr>
-      <w:r>
-        <w:rPr>
-          <w:rFonts w:ascii="Times New Roman" w:hAnsi="Times New Roman" w:eastAsia="Times New Roman"/>
-          <w:sz w:val="28"/>
+        <w:spacing w:before="120" w:after="120" w:line="240" w:lineRule="auto"/>
+        <w:ind w:left="620" w:hanging="360"/>
+        <w:jc w:val="both"/>
+        <w:rPr>
+          <w:rFonts w:ascii="Times New Roman" w:hAnsi="Times New Roman" w:cs="Times New Roman"/>
+          <w:sz w:val="28"/>
+          <w:szCs w:val="28"/>
+        </w:rPr>
+      </w:pPr>
+      <w:r>
+        <w:rPr>
+          <w:rFonts w:ascii="Times New Roman" w:eastAsia="Times New Roman" w:hAnsi="Times New Roman" w:cs="Times New Roman"/>
+          <w:sz w:val="28"/>
+          <w:szCs w:val="28"/>
         </w:rPr>
         <w:t>7.  Hãy viết kịch bản talkshow cộng đồng về sức khỏe, lồng ghép quảng bá SP/DV = [___].</w:t>
       </w:r>
     </w:p>
     <w:p>
       <w:pPr>
-        <w:spacing/>
-        <w:ind w:left="620" w:hanging="360"/>
-        <w:rPr>
-          <w:rFonts w:ascii="Times New Roman" w:hAnsi="Times New Roman" w:cs="Times New Roman"/>
-          <w:sz w:val="28"/>
-          <w:szCs w:val="28"/>
-        </w:rPr>
-      </w:pPr>
-      <w:r>
-        <w:rPr>
-          <w:rFonts w:ascii="Times New Roman" w:hAnsi="Times New Roman" w:eastAsia="Times New Roman"/>
-          <w:sz w:val="28"/>
+        <w:spacing w:before="120" w:after="120" w:line="240" w:lineRule="auto"/>
+        <w:ind w:left="620" w:hanging="360"/>
+        <w:jc w:val="both"/>
+        <w:rPr>
+          <w:rFonts w:ascii="Times New Roman" w:hAnsi="Times New Roman" w:cs="Times New Roman"/>
+          <w:sz w:val="28"/>
+          <w:szCs w:val="28"/>
+        </w:rPr>
+      </w:pPr>
+      <w:r>
+        <w:rPr>
+          <w:rFonts w:ascii="Times New Roman" w:eastAsia="Times New Roman" w:hAnsi="Times New Roman" w:cs="Times New Roman"/>
+          <w:sz w:val="28"/>
+          <w:szCs w:val="28"/>
         </w:rPr>
         <w:t>8.  Soạn chiến dịch “1 sản phẩm = 1 đóng góp” để marketing cho SP/DV = [___].</w:t>
       </w:r>
     </w:p>
     <w:p>
       <w:pPr>
-        <w:spacing/>
-        <w:ind w:left="620" w:hanging="360"/>
-        <w:rPr>
-          <w:rFonts w:ascii="Times New Roman" w:hAnsi="Times New Roman" w:cs="Times New Roman"/>
-          <w:sz w:val="28"/>
-          <w:szCs w:val="28"/>
-        </w:rPr>
-      </w:pPr>
-      <w:r>
-        <w:rPr>
-          <w:rFonts w:ascii="Times New Roman" w:hAnsi="Times New Roman" w:eastAsia="Times New Roman"/>
-          <w:sz w:val="28"/>
+        <w:spacing w:before="120" w:after="120" w:line="240" w:lineRule="auto"/>
+        <w:ind w:left="620" w:hanging="360"/>
+        <w:jc w:val="both"/>
+        <w:rPr>
+          <w:rFonts w:ascii="Times New Roman" w:hAnsi="Times New Roman" w:cs="Times New Roman"/>
+          <w:sz w:val="28"/>
+          <w:szCs w:val="28"/>
+        </w:rPr>
+      </w:pPr>
+      <w:r>
+        <w:rPr>
+          <w:rFonts w:ascii="Times New Roman" w:eastAsia="Times New Roman" w:hAnsi="Times New Roman" w:cs="Times New Roman"/>
+          <w:sz w:val="28"/>
+          <w:szCs w:val="28"/>
         </w:rPr>
         <w:t>9.  Viết lộ trình 12 tháng xây dựng thương hiệu gắn liền với phong trào xã hội.</w:t>
       </w:r>
     </w:p>
     <w:p>
       <w:pPr>
-        <w:spacing/>
-        <w:ind w:left="620" w:hanging="360"/>
-        <w:rPr>
-          <w:rFonts w:ascii="Times New Roman" w:hAnsi="Times New Roman" w:cs="Times New Roman"/>
-          <w:sz w:val="28"/>
-          <w:szCs w:val="28"/>
-        </w:rPr>
-      </w:pPr>
-      <w:r>
-        <w:rPr>
-          <w:rFonts w:ascii="Times New Roman" w:hAnsi="Times New Roman" w:eastAsia="Times New Roman"/>
-          <w:sz w:val="28"/>
+        <w:spacing w:before="120" w:after="120" w:line="240" w:lineRule="auto"/>
+        <w:ind w:left="620" w:hanging="360"/>
+        <w:jc w:val="both"/>
+        <w:rPr>
+          <w:rFonts w:ascii="Times New Roman" w:hAnsi="Times New Roman" w:cs="Times New Roman"/>
+          <w:sz w:val="28"/>
+          <w:szCs w:val="28"/>
+        </w:rPr>
+      </w:pPr>
+      <w:r>
+        <w:rPr>
+          <w:rFonts w:ascii="Times New Roman" w:eastAsia="Times New Roman" w:hAnsi="Times New Roman" w:cs="Times New Roman"/>
+          <w:sz w:val="28"/>
+          <w:szCs w:val="28"/>
         </w:rPr>
         <w:t>10.Hãy viết kế hoạch fusion marketing + hoạt động môi trường để nâng cao uy tín thương hiệu.</w:t>
       </w:r>
     </w:p>
     <w:p>
       <w:pPr>
-        <w:keepNext w:val="0"/>
-        <w:keepLines w:val="0"/>
-        <w:spacing/>
+        <w:spacing w:before="120" w:after="120" w:line="240" w:lineRule="auto"/>
+        <w:jc w:val="both"/>
         <w:rPr>
           <w:rFonts w:ascii="Times New Roman" w:hAnsi="Times New Roman" w:cs="Times New Roman"/>
           <w:b/>
@@ -1696,198 +1862,218 @@
       </w:pPr>
       <w:r>
         <w:rPr>
-          <w:rFonts w:ascii="Times New Roman" w:hAnsi="Times New Roman" w:eastAsia="Times New Roman"/>
+          <w:rFonts w:ascii="Times New Roman" w:eastAsia="Times New Roman" w:hAnsi="Times New Roman" w:cs="Times New Roman"/>
           <w:b/>
           <w:sz w:val="28"/>
+          <w:szCs w:val="28"/>
         </w:rPr>
         <w:t>8. Fusion Sáng tạo + Lãnh đạo (10 prompt)</w:t>
       </w:r>
     </w:p>
     <w:p>
       <w:pPr>
-        <w:spacing/>
-        <w:ind w:left="620" w:hanging="360"/>
-        <w:rPr>
-          <w:rFonts w:ascii="Times New Roman" w:hAnsi="Times New Roman" w:cs="Times New Roman"/>
-          <w:sz w:val="28"/>
-          <w:szCs w:val="28"/>
-        </w:rPr>
-      </w:pPr>
-      <w:r>
-        <w:rPr>
-          <w:rFonts w:ascii="Times New Roman" w:hAnsi="Times New Roman" w:eastAsia="Times New Roman"/>
-          <w:sz w:val="28"/>
+        <w:spacing w:before="120" w:after="120" w:line="240" w:lineRule="auto"/>
+        <w:ind w:left="620" w:hanging="360"/>
+        <w:jc w:val="both"/>
+        <w:rPr>
+          <w:rFonts w:ascii="Times New Roman" w:hAnsi="Times New Roman" w:cs="Times New Roman"/>
+          <w:sz w:val="28"/>
+          <w:szCs w:val="28"/>
+        </w:rPr>
+      </w:pPr>
+      <w:r>
+        <w:rPr>
+          <w:rFonts w:ascii="Times New Roman" w:eastAsia="Times New Roman" w:hAnsi="Times New Roman" w:cs="Times New Roman"/>
+          <w:sz w:val="28"/>
+          <w:szCs w:val="28"/>
         </w:rPr>
         <w:t>1.  Hãy viết kịch bản CEO dùng nghệ thuật kể chuyện (storytelling) để truyền cảm hứng cho nhân viên.</w:t>
       </w:r>
     </w:p>
     <w:p>
       <w:pPr>
-        <w:spacing/>
-        <w:ind w:left="620" w:hanging="360"/>
-        <w:rPr>
-          <w:rFonts w:ascii="Times New Roman" w:hAnsi="Times New Roman" w:cs="Times New Roman"/>
-          <w:sz w:val="28"/>
-          <w:szCs w:val="28"/>
-        </w:rPr>
-      </w:pPr>
-      <w:r>
-        <w:rPr>
-          <w:rFonts w:ascii="Times New Roman" w:hAnsi="Times New Roman" w:eastAsia="Times New Roman"/>
-          <w:sz w:val="28"/>
+        <w:spacing w:before="120" w:after="120" w:line="240" w:lineRule="auto"/>
+        <w:ind w:left="620" w:hanging="360"/>
+        <w:jc w:val="both"/>
+        <w:rPr>
+          <w:rFonts w:ascii="Times New Roman" w:hAnsi="Times New Roman" w:cs="Times New Roman"/>
+          <w:sz w:val="28"/>
+          <w:szCs w:val="28"/>
+        </w:rPr>
+      </w:pPr>
+      <w:r>
+        <w:rPr>
+          <w:rFonts w:ascii="Times New Roman" w:eastAsia="Times New Roman" w:hAnsi="Times New Roman" w:cs="Times New Roman"/>
+          <w:sz w:val="28"/>
+          <w:szCs w:val="28"/>
         </w:rPr>
         <w:t>2.  Soạn chiến lược áp dụng “tư duy thiết kế” (design thinking) trong lãnh đạo.</w:t>
       </w:r>
     </w:p>
     <w:p>
       <w:pPr>
-        <w:spacing/>
-        <w:ind w:left="620" w:hanging="360"/>
-        <w:rPr>
-          <w:rFonts w:ascii="Times New Roman" w:hAnsi="Times New Roman" w:cs="Times New Roman"/>
-          <w:sz w:val="28"/>
-          <w:szCs w:val="28"/>
-        </w:rPr>
-      </w:pPr>
-      <w:r>
-        <w:rPr>
-          <w:rFonts w:ascii="Times New Roman" w:hAnsi="Times New Roman" w:eastAsia="Times New Roman"/>
-          <w:sz w:val="28"/>
+        <w:spacing w:before="120" w:after="120" w:line="240" w:lineRule="auto"/>
+        <w:ind w:left="620" w:hanging="360"/>
+        <w:jc w:val="both"/>
+        <w:rPr>
+          <w:rFonts w:ascii="Times New Roman" w:hAnsi="Times New Roman" w:cs="Times New Roman"/>
+          <w:sz w:val="28"/>
+          <w:szCs w:val="28"/>
+        </w:rPr>
+      </w:pPr>
+      <w:r>
+        <w:rPr>
+          <w:rFonts w:ascii="Times New Roman" w:eastAsia="Times New Roman" w:hAnsi="Times New Roman" w:cs="Times New Roman"/>
+          <w:sz w:val="28"/>
+          <w:szCs w:val="28"/>
         </w:rPr>
         <w:t>3.  Viết kịch bản video sáng tạo giới thiệu tầm nhìn công ty.</w:t>
       </w:r>
     </w:p>
     <w:p>
       <w:pPr>
-        <w:spacing/>
-        <w:ind w:left="620" w:hanging="360"/>
-        <w:rPr>
-          <w:rFonts w:ascii="Times New Roman" w:hAnsi="Times New Roman" w:cs="Times New Roman"/>
-          <w:sz w:val="28"/>
-          <w:szCs w:val="28"/>
-        </w:rPr>
-      </w:pPr>
-      <w:r>
-        <w:rPr>
-          <w:rFonts w:ascii="Times New Roman" w:hAnsi="Times New Roman" w:eastAsia="Times New Roman"/>
-          <w:sz w:val="28"/>
+        <w:spacing w:before="120" w:after="120" w:line="240" w:lineRule="auto"/>
+        <w:ind w:left="620" w:hanging="360"/>
+        <w:jc w:val="both"/>
+        <w:rPr>
+          <w:rFonts w:ascii="Times New Roman" w:hAnsi="Times New Roman" w:cs="Times New Roman"/>
+          <w:sz w:val="28"/>
+          <w:szCs w:val="28"/>
+        </w:rPr>
+      </w:pPr>
+      <w:r>
+        <w:rPr>
+          <w:rFonts w:ascii="Times New Roman" w:eastAsia="Times New Roman" w:hAnsi="Times New Roman" w:cs="Times New Roman"/>
+          <w:sz w:val="28"/>
+          <w:szCs w:val="28"/>
         </w:rPr>
         <w:t>4.  Hãy viết kế hoạch team building kết hợp nghệ thuật &amp; âm nhạc để gắn kết đội nhóm.</w:t>
       </w:r>
     </w:p>
     <w:p>
       <w:pPr>
-        <w:spacing/>
-        <w:ind w:left="620" w:hanging="360"/>
-        <w:rPr>
-          <w:rFonts w:ascii="Times New Roman" w:hAnsi="Times New Roman" w:cs="Times New Roman"/>
-          <w:sz w:val="28"/>
-          <w:szCs w:val="28"/>
-        </w:rPr>
-      </w:pPr>
-      <w:r>
-        <w:rPr>
-          <w:rFonts w:ascii="Times New Roman" w:hAnsi="Times New Roman" w:eastAsia="Times New Roman"/>
-          <w:sz w:val="28"/>
+        <w:spacing w:before="120" w:after="120" w:line="240" w:lineRule="auto"/>
+        <w:ind w:left="620" w:hanging="360"/>
+        <w:jc w:val="both"/>
+        <w:rPr>
+          <w:rFonts w:ascii="Times New Roman" w:hAnsi="Times New Roman" w:cs="Times New Roman"/>
+          <w:sz w:val="28"/>
+          <w:szCs w:val="28"/>
+        </w:rPr>
+      </w:pPr>
+      <w:r>
+        <w:rPr>
+          <w:rFonts w:ascii="Times New Roman" w:eastAsia="Times New Roman" w:hAnsi="Times New Roman" w:cs="Times New Roman"/>
+          <w:sz w:val="28"/>
+          <w:szCs w:val="28"/>
         </w:rPr>
         <w:t>5.  Soạn bài phát biểu truyền cảm hứng cho nhân viên qua ví dụ nghệ thuật.</w:t>
       </w:r>
     </w:p>
     <w:p>
       <w:pPr>
-        <w:spacing/>
-        <w:ind w:left="620" w:hanging="360"/>
-        <w:rPr>
-          <w:rFonts w:ascii="Times New Roman" w:hAnsi="Times New Roman" w:cs="Times New Roman"/>
-          <w:sz w:val="28"/>
-          <w:szCs w:val="28"/>
-        </w:rPr>
-      </w:pPr>
-      <w:r>
-        <w:rPr>
-          <w:rFonts w:ascii="Times New Roman" w:hAnsi="Times New Roman" w:eastAsia="Times New Roman"/>
-          <w:sz w:val="28"/>
+        <w:spacing w:before="120" w:after="120" w:line="240" w:lineRule="auto"/>
+        <w:ind w:left="620" w:hanging="360"/>
+        <w:jc w:val="both"/>
+        <w:rPr>
+          <w:rFonts w:ascii="Times New Roman" w:hAnsi="Times New Roman" w:cs="Times New Roman"/>
+          <w:sz w:val="28"/>
+          <w:szCs w:val="28"/>
+        </w:rPr>
+      </w:pPr>
+      <w:r>
+        <w:rPr>
+          <w:rFonts w:ascii="Times New Roman" w:eastAsia="Times New Roman" w:hAnsi="Times New Roman" w:cs="Times New Roman"/>
+          <w:sz w:val="28"/>
+          <w:szCs w:val="28"/>
         </w:rPr>
         <w:t>6.  Viết kịch bản workshop “Sáng tạo trong lãnh đạo” cho quản lý cấp trung.</w:t>
       </w:r>
     </w:p>
     <w:p>
       <w:pPr>
-        <w:spacing/>
-        <w:ind w:left="620" w:hanging="360"/>
-        <w:rPr>
-          <w:rFonts w:ascii="Times New Roman" w:hAnsi="Times New Roman" w:cs="Times New Roman"/>
-          <w:sz w:val="28"/>
-          <w:szCs w:val="28"/>
-        </w:rPr>
-      </w:pPr>
-      <w:r>
-        <w:rPr>
-          <w:rFonts w:ascii="Times New Roman" w:hAnsi="Times New Roman" w:eastAsia="Times New Roman"/>
-          <w:sz w:val="28"/>
+        <w:spacing w:before="120" w:after="120" w:line="240" w:lineRule="auto"/>
+        <w:ind w:left="620" w:hanging="360"/>
+        <w:jc w:val="both"/>
+        <w:rPr>
+          <w:rFonts w:ascii="Times New Roman" w:hAnsi="Times New Roman" w:cs="Times New Roman"/>
+          <w:sz w:val="28"/>
+          <w:szCs w:val="28"/>
+        </w:rPr>
+      </w:pPr>
+      <w:r>
+        <w:rPr>
+          <w:rFonts w:ascii="Times New Roman" w:eastAsia="Times New Roman" w:hAnsi="Times New Roman" w:cs="Times New Roman"/>
+          <w:sz w:val="28"/>
+          <w:szCs w:val="28"/>
         </w:rPr>
         <w:t>7.  Hãy viết chiến lược lãnh đạo bằng trí tưởng tượng để đổi mới sản phẩm SP/DV = [___].</w:t>
       </w:r>
     </w:p>
     <w:p>
       <w:pPr>
-        <w:spacing/>
-        <w:ind w:left="620" w:hanging="360"/>
-        <w:rPr>
-          <w:rFonts w:ascii="Times New Roman" w:hAnsi="Times New Roman" w:cs="Times New Roman"/>
-          <w:sz w:val="28"/>
-          <w:szCs w:val="28"/>
-        </w:rPr>
-      </w:pPr>
-      <w:r>
-        <w:rPr>
-          <w:rFonts w:ascii="Times New Roman" w:hAnsi="Times New Roman" w:eastAsia="Times New Roman"/>
-          <w:sz w:val="28"/>
+        <w:spacing w:before="120" w:after="120" w:line="240" w:lineRule="auto"/>
+        <w:ind w:left="620" w:hanging="360"/>
+        <w:jc w:val="both"/>
+        <w:rPr>
+          <w:rFonts w:ascii="Times New Roman" w:hAnsi="Times New Roman" w:cs="Times New Roman"/>
+          <w:sz w:val="28"/>
+          <w:szCs w:val="28"/>
+        </w:rPr>
+      </w:pPr>
+      <w:r>
+        <w:rPr>
+          <w:rFonts w:ascii="Times New Roman" w:eastAsia="Times New Roman" w:hAnsi="Times New Roman" w:cs="Times New Roman"/>
+          <w:sz w:val="28"/>
+          <w:szCs w:val="28"/>
         </w:rPr>
         <w:t>8.  Soạn kịch bản đào tạo nhân viên áp dụng nghệ thuật sáng tạo trong công việc.</w:t>
       </w:r>
     </w:p>
     <w:p>
       <w:pPr>
-        <w:spacing/>
-        <w:ind w:left="620" w:hanging="360"/>
-        <w:rPr>
-          <w:rFonts w:ascii="Times New Roman" w:hAnsi="Times New Roman" w:cs="Times New Roman"/>
-          <w:sz w:val="28"/>
-          <w:szCs w:val="28"/>
-        </w:rPr>
-      </w:pPr>
-      <w:r>
-        <w:rPr>
-          <w:rFonts w:ascii="Times New Roman" w:hAnsi="Times New Roman" w:eastAsia="Times New Roman"/>
-          <w:sz w:val="28"/>
+        <w:spacing w:before="120" w:after="120" w:line="240" w:lineRule="auto"/>
+        <w:ind w:left="620" w:hanging="360"/>
+        <w:jc w:val="both"/>
+        <w:rPr>
+          <w:rFonts w:ascii="Times New Roman" w:hAnsi="Times New Roman" w:cs="Times New Roman"/>
+          <w:sz w:val="28"/>
+          <w:szCs w:val="28"/>
+        </w:rPr>
+      </w:pPr>
+      <w:r>
+        <w:rPr>
+          <w:rFonts w:ascii="Times New Roman" w:eastAsia="Times New Roman" w:hAnsi="Times New Roman" w:cs="Times New Roman"/>
+          <w:sz w:val="28"/>
+          <w:szCs w:val="28"/>
         </w:rPr>
         <w:t>9.  Viết bài blog: “Tại sao sáng tạo là kỹ năng cốt lõi của lãnh đạo hiện đại”.</w:t>
       </w:r>
     </w:p>
     <w:p>
       <w:pPr>
-        <w:spacing/>
-        <w:ind w:left="620" w:hanging="360"/>
-        <w:rPr>
-          <w:rFonts w:ascii="Times New Roman" w:hAnsi="Times New Roman" w:cs="Times New Roman"/>
-          <w:sz w:val="28"/>
-          <w:szCs w:val="28"/>
-        </w:rPr>
-      </w:pPr>
-      <w:r>
-        <w:rPr>
-          <w:rFonts w:ascii="Times New Roman" w:hAnsi="Times New Roman" w:eastAsia="Times New Roman"/>
-          <w:sz w:val="28"/>
+        <w:spacing w:before="120" w:after="120" w:line="240" w:lineRule="auto"/>
+        <w:ind w:left="620" w:hanging="360"/>
+        <w:jc w:val="both"/>
+        <w:rPr>
+          <w:rFonts w:ascii="Times New Roman" w:hAnsi="Times New Roman" w:cs="Times New Roman"/>
+          <w:sz w:val="28"/>
+          <w:szCs w:val="28"/>
+        </w:rPr>
+      </w:pPr>
+      <w:r>
+        <w:rPr>
+          <w:rFonts w:ascii="Times New Roman" w:eastAsia="Times New Roman" w:hAnsi="Times New Roman" w:cs="Times New Roman"/>
+          <w:sz w:val="28"/>
+          <w:szCs w:val="28"/>
         </w:rPr>
         <w:t>10.Hãy viết kế hoạch huấn luyện lãnh đạo trẻ phát triển óc sáng tạo.</w:t>
       </w:r>
     </w:p>
     <w:p>
       <w:pPr>
-        <w:keepNext w:val="0"/>
-        <w:keepLines w:val="0"/>
-        <w:spacing/>
+        <w:spacing w:before="120" w:after="120" w:line="240" w:lineRule="auto"/>
+        <w:jc w:val="both"/>
         <w:rPr>
           <w:rFonts w:ascii="Times New Roman" w:hAnsi="Times New Roman" w:cs="Times New Roman"/>
           <w:b/>
@@ -1898,198 +2084,219 @@
       </w:pPr>
       <w:r>
         <w:rPr>
-          <w:rFonts w:ascii="Times New Roman" w:hAnsi="Times New Roman" w:eastAsia="Times New Roman"/>
+          <w:rFonts w:ascii="Times New Roman" w:eastAsia="Times New Roman" w:hAnsi="Times New Roman" w:cs="Times New Roman"/>
           <w:b/>
           <w:sz w:val="28"/>
+          <w:szCs w:val="28"/>
         </w:rPr>
         <w:t>9. Fusion Tài chính + Hạnh phúc (10 prompt)</w:t>
       </w:r>
     </w:p>
     <w:p>
       <w:pPr>
-        <w:spacing/>
-        <w:ind w:left="620" w:hanging="360"/>
-        <w:rPr>
-          <w:rFonts w:ascii="Times New Roman" w:hAnsi="Times New Roman" w:cs="Times New Roman"/>
-          <w:sz w:val="28"/>
-          <w:szCs w:val="28"/>
-        </w:rPr>
-      </w:pPr>
-      <w:r>
-        <w:rPr>
-          <w:rFonts w:ascii="Times New Roman" w:hAnsi="Times New Roman" w:eastAsia="Times New Roman"/>
-          <w:sz w:val="28"/>
+        <w:spacing w:before="120" w:after="120" w:line="240" w:lineRule="auto"/>
+        <w:ind w:left="620" w:hanging="360"/>
+        <w:jc w:val="both"/>
+        <w:rPr>
+          <w:rFonts w:ascii="Times New Roman" w:hAnsi="Times New Roman" w:cs="Times New Roman"/>
+          <w:sz w:val="28"/>
+          <w:szCs w:val="28"/>
+        </w:rPr>
+      </w:pPr>
+      <w:r>
+        <w:rPr>
+          <w:rFonts w:ascii="Times New Roman" w:eastAsia="Times New Roman" w:hAnsi="Times New Roman" w:cs="Times New Roman"/>
+          <w:sz w:val="28"/>
+          <w:szCs w:val="28"/>
         </w:rPr>
         <w:t>1.  Hãy viết kế hoạch 10 năm để đạt tự do tài chính mà vẫn tận hưởng cuộc sống hằng ngày.</w:t>
       </w:r>
     </w:p>
     <w:p>
       <w:pPr>
-        <w:spacing/>
-        <w:ind w:left="620" w:hanging="360"/>
-        <w:rPr>
-          <w:rFonts w:ascii="Times New Roman" w:hAnsi="Times New Roman" w:cs="Times New Roman"/>
-          <w:sz w:val="28"/>
-          <w:szCs w:val="28"/>
-        </w:rPr>
-      </w:pPr>
-      <w:r>
-        <w:rPr>
-          <w:rFonts w:ascii="Times New Roman" w:hAnsi="Times New Roman" w:eastAsia="Times New Roman"/>
-          <w:sz w:val="28"/>
-        </w:rPr>
+        <w:spacing w:before="120" w:after="120" w:line="240" w:lineRule="auto"/>
+        <w:ind w:left="620" w:hanging="360"/>
+        <w:jc w:val="both"/>
+        <w:rPr>
+          <w:rFonts w:ascii="Times New Roman" w:hAnsi="Times New Roman" w:cs="Times New Roman"/>
+          <w:sz w:val="28"/>
+          <w:szCs w:val="28"/>
+        </w:rPr>
+      </w:pPr>
+      <w:r>
+        <w:rPr>
+          <w:rFonts w:ascii="Times New Roman" w:eastAsia="Times New Roman" w:hAnsi="Times New Roman" w:cs="Times New Roman"/>
+          <w:sz w:val="28"/>
+          <w:szCs w:val="28"/>
+        </w:rPr>
+        <w:lastRenderedPageBreak/>
         <w:t>2.  Soạn hướng dẫn cân bằng giữa tiết kiệm, đầu tư và chi tiêu để hạnh phúc.</w:t>
       </w:r>
     </w:p>
     <w:p>
       <w:pPr>
-        <w:spacing/>
-        <w:ind w:left="620" w:hanging="360"/>
-        <w:rPr>
-          <w:rFonts w:ascii="Times New Roman" w:hAnsi="Times New Roman" w:cs="Times New Roman"/>
-          <w:sz w:val="28"/>
-          <w:szCs w:val="28"/>
-        </w:rPr>
-      </w:pPr>
-      <w:r>
-        <w:rPr>
-          <w:rFonts w:ascii="Times New Roman" w:hAnsi="Times New Roman" w:eastAsia="Times New Roman"/>
-          <w:sz w:val="28"/>
+        <w:spacing w:before="120" w:after="120" w:line="240" w:lineRule="auto"/>
+        <w:ind w:left="620" w:hanging="360"/>
+        <w:jc w:val="both"/>
+        <w:rPr>
+          <w:rFonts w:ascii="Times New Roman" w:hAnsi="Times New Roman" w:cs="Times New Roman"/>
+          <w:sz w:val="28"/>
+          <w:szCs w:val="28"/>
+        </w:rPr>
+      </w:pPr>
+      <w:r>
+        <w:rPr>
+          <w:rFonts w:ascii="Times New Roman" w:eastAsia="Times New Roman" w:hAnsi="Times New Roman" w:cs="Times New Roman"/>
+          <w:sz w:val="28"/>
+          <w:szCs w:val="28"/>
         </w:rPr>
         <w:t>3.  Viết bài blog 800 từ: “Tiền có mua được hạnh phúc không?”.</w:t>
       </w:r>
     </w:p>
     <w:p>
       <w:pPr>
-        <w:spacing/>
-        <w:ind w:left="620" w:hanging="360"/>
-        <w:rPr>
-          <w:rFonts w:ascii="Times New Roman" w:hAnsi="Times New Roman" w:cs="Times New Roman"/>
-          <w:sz w:val="28"/>
-          <w:szCs w:val="28"/>
-        </w:rPr>
-      </w:pPr>
-      <w:r>
-        <w:rPr>
-          <w:rFonts w:ascii="Times New Roman" w:hAnsi="Times New Roman" w:eastAsia="Times New Roman"/>
-          <w:sz w:val="28"/>
+        <w:spacing w:before="120" w:after="120" w:line="240" w:lineRule="auto"/>
+        <w:ind w:left="620" w:hanging="360"/>
+        <w:jc w:val="both"/>
+        <w:rPr>
+          <w:rFonts w:ascii="Times New Roman" w:hAnsi="Times New Roman" w:cs="Times New Roman"/>
+          <w:sz w:val="28"/>
+          <w:szCs w:val="28"/>
+        </w:rPr>
+      </w:pPr>
+      <w:r>
+        <w:rPr>
+          <w:rFonts w:ascii="Times New Roman" w:eastAsia="Times New Roman" w:hAnsi="Times New Roman" w:cs="Times New Roman"/>
+          <w:sz w:val="28"/>
+          <w:szCs w:val="28"/>
         </w:rPr>
         <w:t>4.  Hãy viết lộ trình “mini-retirement” – nghỉ hưu ngắn hạn trong hành trình làm việc.</w:t>
       </w:r>
     </w:p>
     <w:p>
       <w:pPr>
-        <w:spacing/>
-        <w:ind w:left="620" w:hanging="360"/>
-        <w:rPr>
-          <w:rFonts w:ascii="Times New Roman" w:hAnsi="Times New Roman" w:cs="Times New Roman"/>
-          <w:sz w:val="28"/>
-          <w:szCs w:val="28"/>
-        </w:rPr>
-      </w:pPr>
-      <w:r>
-        <w:rPr>
-          <w:rFonts w:ascii="Times New Roman" w:hAnsi="Times New Roman" w:eastAsia="Times New Roman"/>
-          <w:sz w:val="28"/>
+        <w:spacing w:before="120" w:after="120" w:line="240" w:lineRule="auto"/>
+        <w:ind w:left="620" w:hanging="360"/>
+        <w:jc w:val="both"/>
+        <w:rPr>
+          <w:rFonts w:ascii="Times New Roman" w:hAnsi="Times New Roman" w:cs="Times New Roman"/>
+          <w:sz w:val="28"/>
+          <w:szCs w:val="28"/>
+        </w:rPr>
+      </w:pPr>
+      <w:r>
+        <w:rPr>
+          <w:rFonts w:ascii="Times New Roman" w:eastAsia="Times New Roman" w:hAnsi="Times New Roman" w:cs="Times New Roman"/>
+          <w:sz w:val="28"/>
+          <w:szCs w:val="28"/>
         </w:rPr>
         <w:t>5.  Soạn kế hoạch du lịch mỗi năm mà không ảnh hưởng đến kế hoạch tài chính dài hạn.</w:t>
       </w:r>
     </w:p>
     <w:p>
       <w:pPr>
-        <w:spacing/>
-        <w:ind w:left="620" w:hanging="360"/>
-        <w:rPr>
-          <w:rFonts w:ascii="Times New Roman" w:hAnsi="Times New Roman" w:cs="Times New Roman"/>
-          <w:sz w:val="28"/>
-          <w:szCs w:val="28"/>
-        </w:rPr>
-      </w:pPr>
-      <w:r>
-        <w:rPr>
-          <w:rFonts w:ascii="Times New Roman" w:hAnsi="Times New Roman" w:eastAsia="Times New Roman"/>
-          <w:sz w:val="28"/>
+        <w:spacing w:before="120" w:after="120" w:line="240" w:lineRule="auto"/>
+        <w:ind w:left="620" w:hanging="360"/>
+        <w:jc w:val="both"/>
+        <w:rPr>
+          <w:rFonts w:ascii="Times New Roman" w:hAnsi="Times New Roman" w:cs="Times New Roman"/>
+          <w:sz w:val="28"/>
+          <w:szCs w:val="28"/>
+        </w:rPr>
+      </w:pPr>
+      <w:r>
+        <w:rPr>
+          <w:rFonts w:ascii="Times New Roman" w:eastAsia="Times New Roman" w:hAnsi="Times New Roman" w:cs="Times New Roman"/>
+          <w:sz w:val="28"/>
+          <w:szCs w:val="28"/>
         </w:rPr>
         <w:t>6.  Viết hướng dẫn 20 thói quen tài chính lành mạnh để vừa giàu vừa vui.</w:t>
       </w:r>
     </w:p>
     <w:p>
       <w:pPr>
-        <w:spacing/>
-        <w:ind w:left="620" w:hanging="360"/>
-        <w:rPr>
-          <w:rFonts w:ascii="Times New Roman" w:hAnsi="Times New Roman" w:cs="Times New Roman"/>
-          <w:sz w:val="28"/>
-          <w:szCs w:val="28"/>
-        </w:rPr>
-      </w:pPr>
-      <w:r>
-        <w:rPr>
-          <w:rFonts w:ascii="Times New Roman" w:hAnsi="Times New Roman" w:eastAsia="Times New Roman"/>
-          <w:sz w:val="28"/>
+        <w:spacing w:before="120" w:after="120" w:line="240" w:lineRule="auto"/>
+        <w:ind w:left="620" w:hanging="360"/>
+        <w:jc w:val="both"/>
+        <w:rPr>
+          <w:rFonts w:ascii="Times New Roman" w:hAnsi="Times New Roman" w:cs="Times New Roman"/>
+          <w:sz w:val="28"/>
+          <w:szCs w:val="28"/>
+        </w:rPr>
+      </w:pPr>
+      <w:r>
+        <w:rPr>
+          <w:rFonts w:ascii="Times New Roman" w:eastAsia="Times New Roman" w:hAnsi="Times New Roman" w:cs="Times New Roman"/>
+          <w:sz w:val="28"/>
+          <w:szCs w:val="28"/>
         </w:rPr>
         <w:t>7.  Hãy viết kịch bản podcast 15 phút về “sống tối giản nhưng thịnh vượng”.</w:t>
       </w:r>
     </w:p>
     <w:p>
       <w:pPr>
-        <w:spacing/>
-        <w:ind w:left="620" w:hanging="360"/>
-        <w:rPr>
-          <w:rFonts w:ascii="Times New Roman" w:hAnsi="Times New Roman" w:cs="Times New Roman"/>
-          <w:sz w:val="28"/>
-          <w:szCs w:val="28"/>
-        </w:rPr>
-      </w:pPr>
-      <w:r>
-        <w:rPr>
-          <w:rFonts w:ascii="Times New Roman" w:hAnsi="Times New Roman" w:eastAsia="Times New Roman"/>
-          <w:sz w:val="28"/>
+        <w:spacing w:before="120" w:after="120" w:line="240" w:lineRule="auto"/>
+        <w:ind w:left="620" w:hanging="360"/>
+        <w:jc w:val="both"/>
+        <w:rPr>
+          <w:rFonts w:ascii="Times New Roman" w:hAnsi="Times New Roman" w:cs="Times New Roman"/>
+          <w:sz w:val="28"/>
+          <w:szCs w:val="28"/>
+        </w:rPr>
+      </w:pPr>
+      <w:r>
+        <w:rPr>
+          <w:rFonts w:ascii="Times New Roman" w:eastAsia="Times New Roman" w:hAnsi="Times New Roman" w:cs="Times New Roman"/>
+          <w:sz w:val="28"/>
+          <w:szCs w:val="28"/>
         </w:rPr>
         <w:t>8.  Soạn nhật ký 30 ngày quản lý tài chính cá nhân hướng đến hạnh phúc.</w:t>
       </w:r>
     </w:p>
     <w:p>
       <w:pPr>
-        <w:spacing/>
-        <w:ind w:left="620" w:hanging="360"/>
-        <w:rPr>
-          <w:rFonts w:ascii="Times New Roman" w:hAnsi="Times New Roman" w:cs="Times New Roman"/>
-          <w:sz w:val="28"/>
-          <w:szCs w:val="28"/>
-        </w:rPr>
-      </w:pPr>
-      <w:r>
-        <w:rPr>
-          <w:rFonts w:ascii="Times New Roman" w:hAnsi="Times New Roman" w:eastAsia="Times New Roman"/>
-          <w:sz w:val="28"/>
+        <w:spacing w:before="120" w:after="120" w:line="240" w:lineRule="auto"/>
+        <w:ind w:left="620" w:hanging="360"/>
+        <w:jc w:val="both"/>
+        <w:rPr>
+          <w:rFonts w:ascii="Times New Roman" w:hAnsi="Times New Roman" w:cs="Times New Roman"/>
+          <w:sz w:val="28"/>
+          <w:szCs w:val="28"/>
+        </w:rPr>
+      </w:pPr>
+      <w:r>
+        <w:rPr>
+          <w:rFonts w:ascii="Times New Roman" w:eastAsia="Times New Roman" w:hAnsi="Times New Roman" w:cs="Times New Roman"/>
+          <w:sz w:val="28"/>
+          <w:szCs w:val="28"/>
         </w:rPr>
         <w:t>9.  Viết bài blog: “Bí mật của những người vừa giàu vừa sống an yên”.</w:t>
       </w:r>
     </w:p>
     <w:p>
       <w:pPr>
-        <w:spacing/>
-        <w:ind w:left="620" w:hanging="360"/>
-        <w:rPr>
-          <w:rFonts w:ascii="Times New Roman" w:hAnsi="Times New Roman" w:cs="Times New Roman"/>
-          <w:sz w:val="28"/>
-          <w:szCs w:val="28"/>
-        </w:rPr>
-      </w:pPr>
-      <w:r>
-        <w:rPr>
-          <w:rFonts w:ascii="Times New Roman" w:hAnsi="Times New Roman" w:eastAsia="Times New Roman"/>
-          <w:sz w:val="28"/>
+        <w:spacing w:before="120" w:after="120" w:line="240" w:lineRule="auto"/>
+        <w:ind w:left="620" w:hanging="360"/>
+        <w:jc w:val="both"/>
+        <w:rPr>
+          <w:rFonts w:ascii="Times New Roman" w:hAnsi="Times New Roman" w:cs="Times New Roman"/>
+          <w:sz w:val="28"/>
+          <w:szCs w:val="28"/>
+        </w:rPr>
+      </w:pPr>
+      <w:r>
+        <w:rPr>
+          <w:rFonts w:ascii="Times New Roman" w:eastAsia="Times New Roman" w:hAnsi="Times New Roman" w:cs="Times New Roman"/>
+          <w:sz w:val="28"/>
+          <w:szCs w:val="28"/>
         </w:rPr>
         <w:t>10.Hãy viết chiến lược tạo thu nhập thụ động để có nhiều thời gian hơn cho gia đình.</w:t>
       </w:r>
     </w:p>
     <w:p>
       <w:pPr>
-        <w:keepNext w:val="0"/>
-        <w:keepLines w:val="0"/>
-        <w:spacing/>
+        <w:spacing w:before="120" w:after="120" w:line="240" w:lineRule="auto"/>
+        <w:jc w:val="both"/>
         <w:rPr>
           <w:rFonts w:ascii="Times New Roman" w:hAnsi="Times New Roman" w:cs="Times New Roman"/>
           <w:b/>
@@ -2100,189 +2307,210 @@
       </w:pPr>
       <w:r>
         <w:rPr>
-          <w:rFonts w:ascii="Times New Roman" w:hAnsi="Times New Roman" w:eastAsia="Times New Roman"/>
+          <w:rFonts w:ascii="Times New Roman" w:eastAsia="Times New Roman" w:hAnsi="Times New Roman" w:cs="Times New Roman"/>
           <w:b/>
           <w:sz w:val="28"/>
+          <w:szCs w:val="28"/>
         </w:rPr>
         <w:t>10. Fusion Tương lai + Con người (10 prompt)</w:t>
       </w:r>
     </w:p>
     <w:p>
       <w:pPr>
-        <w:spacing/>
-        <w:ind w:left="620" w:hanging="360"/>
-        <w:rPr>
-          <w:rFonts w:ascii="Times New Roman" w:hAnsi="Times New Roman" w:cs="Times New Roman"/>
-          <w:sz w:val="28"/>
-          <w:szCs w:val="28"/>
-        </w:rPr>
-      </w:pPr>
-      <w:r>
-        <w:rPr>
-          <w:rFonts w:ascii="Times New Roman" w:hAnsi="Times New Roman" w:eastAsia="Times New Roman"/>
-          <w:sz w:val="28"/>
+        <w:spacing w:before="120" w:after="120" w:line="240" w:lineRule="auto"/>
+        <w:ind w:left="620" w:hanging="360"/>
+        <w:jc w:val="both"/>
+        <w:rPr>
+          <w:rFonts w:ascii="Times New Roman" w:hAnsi="Times New Roman" w:cs="Times New Roman"/>
+          <w:sz w:val="28"/>
+          <w:szCs w:val="28"/>
+        </w:rPr>
+      </w:pPr>
+      <w:r>
+        <w:rPr>
+          <w:rFonts w:ascii="Times New Roman" w:eastAsia="Times New Roman" w:hAnsi="Times New Roman" w:cs="Times New Roman"/>
+          <w:sz w:val="28"/>
+          <w:szCs w:val="28"/>
         </w:rPr>
         <w:t>1.  Hãy viết kịch bản TED Talk 10 phút: “Con người và AI sẽ cùng nhau phát triển thế nào trong 20 năm tới?”.</w:t>
       </w:r>
     </w:p>
     <w:p>
       <w:pPr>
-        <w:spacing/>
-        <w:ind w:left="620" w:hanging="360"/>
-        <w:rPr>
-          <w:rFonts w:ascii="Times New Roman" w:hAnsi="Times New Roman" w:cs="Times New Roman"/>
-          <w:sz w:val="28"/>
-          <w:szCs w:val="28"/>
-        </w:rPr>
-      </w:pPr>
-      <w:r>
-        <w:rPr>
-          <w:rFonts w:ascii="Times New Roman" w:hAnsi="Times New Roman" w:eastAsia="Times New Roman"/>
-          <w:sz w:val="28"/>
+        <w:spacing w:before="120" w:after="120" w:line="240" w:lineRule="auto"/>
+        <w:ind w:left="620" w:hanging="360"/>
+        <w:jc w:val="both"/>
+        <w:rPr>
+          <w:rFonts w:ascii="Times New Roman" w:hAnsi="Times New Roman" w:cs="Times New Roman"/>
+          <w:sz w:val="28"/>
+          <w:szCs w:val="28"/>
+        </w:rPr>
+      </w:pPr>
+      <w:r>
+        <w:rPr>
+          <w:rFonts w:ascii="Times New Roman" w:eastAsia="Times New Roman" w:hAnsi="Times New Roman" w:cs="Times New Roman"/>
+          <w:sz w:val="28"/>
+          <w:szCs w:val="28"/>
         </w:rPr>
         <w:t>2.  Soạn bài blog: “Kỹ năng nào con người cần để không bị thay thế bởi AI?”.</w:t>
       </w:r>
     </w:p>
     <w:p>
       <w:pPr>
-        <w:spacing/>
-        <w:ind w:left="620" w:hanging="360"/>
-        <w:rPr>
-          <w:rFonts w:ascii="Times New Roman" w:hAnsi="Times New Roman" w:cs="Times New Roman"/>
-          <w:sz w:val="28"/>
-          <w:szCs w:val="28"/>
-        </w:rPr>
-      </w:pPr>
-      <w:r>
-        <w:rPr>
-          <w:rFonts w:ascii="Times New Roman" w:hAnsi="Times New Roman" w:eastAsia="Times New Roman"/>
-          <w:sz w:val="28"/>
+        <w:spacing w:before="120" w:after="120" w:line="240" w:lineRule="auto"/>
+        <w:ind w:left="620" w:hanging="360"/>
+        <w:jc w:val="both"/>
+        <w:rPr>
+          <w:rFonts w:ascii="Times New Roman" w:hAnsi="Times New Roman" w:cs="Times New Roman"/>
+          <w:sz w:val="28"/>
+          <w:szCs w:val="28"/>
+        </w:rPr>
+      </w:pPr>
+      <w:r>
+        <w:rPr>
+          <w:rFonts w:ascii="Times New Roman" w:eastAsia="Times New Roman" w:hAnsi="Times New Roman" w:cs="Times New Roman"/>
+          <w:sz w:val="28"/>
+          <w:szCs w:val="28"/>
         </w:rPr>
         <w:t>3.  Viết kịch bản workshop “Chuẩn bị cho tương lai công việc 2035”.</w:t>
       </w:r>
     </w:p>
     <w:p>
       <w:pPr>
-        <w:spacing/>
-        <w:ind w:left="620" w:hanging="360"/>
-        <w:rPr>
-          <w:rFonts w:ascii="Times New Roman" w:hAnsi="Times New Roman" w:cs="Times New Roman"/>
-          <w:sz w:val="28"/>
-          <w:szCs w:val="28"/>
-        </w:rPr>
-      </w:pPr>
-      <w:r>
-        <w:rPr>
-          <w:rFonts w:ascii="Times New Roman" w:hAnsi="Times New Roman" w:eastAsia="Times New Roman"/>
-          <w:sz w:val="28"/>
+        <w:spacing w:before="120" w:after="120" w:line="240" w:lineRule="auto"/>
+        <w:ind w:left="620" w:hanging="360"/>
+        <w:jc w:val="both"/>
+        <w:rPr>
+          <w:rFonts w:ascii="Times New Roman" w:hAnsi="Times New Roman" w:cs="Times New Roman"/>
+          <w:sz w:val="28"/>
+          <w:szCs w:val="28"/>
+        </w:rPr>
+      </w:pPr>
+      <w:r>
+        <w:rPr>
+          <w:rFonts w:ascii="Times New Roman" w:eastAsia="Times New Roman" w:hAnsi="Times New Roman" w:cs="Times New Roman"/>
+          <w:sz w:val="28"/>
+          <w:szCs w:val="28"/>
         </w:rPr>
         <w:t>4.  Hãy viết kế hoạch đào tạo trẻ em kỹ năng sống còn trong thời đại AI.</w:t>
       </w:r>
     </w:p>
     <w:p>
       <w:pPr>
-        <w:spacing/>
-        <w:ind w:left="620" w:hanging="360"/>
-        <w:rPr>
-          <w:rFonts w:ascii="Times New Roman" w:hAnsi="Times New Roman" w:cs="Times New Roman"/>
-          <w:sz w:val="28"/>
-          <w:szCs w:val="28"/>
-        </w:rPr>
-      </w:pPr>
-      <w:r>
-        <w:rPr>
-          <w:rFonts w:ascii="Times New Roman" w:hAnsi="Times New Roman" w:eastAsia="Times New Roman"/>
-          <w:sz w:val="28"/>
+        <w:spacing w:before="120" w:after="120" w:line="240" w:lineRule="auto"/>
+        <w:ind w:left="620" w:hanging="360"/>
+        <w:jc w:val="both"/>
+        <w:rPr>
+          <w:rFonts w:ascii="Times New Roman" w:hAnsi="Times New Roman" w:cs="Times New Roman"/>
+          <w:sz w:val="28"/>
+          <w:szCs w:val="28"/>
+        </w:rPr>
+      </w:pPr>
+      <w:r>
+        <w:rPr>
+          <w:rFonts w:ascii="Times New Roman" w:eastAsia="Times New Roman" w:hAnsi="Times New Roman" w:cs="Times New Roman"/>
+          <w:sz w:val="28"/>
+          <w:szCs w:val="28"/>
         </w:rPr>
         <w:t>5.  Soạn bài diễn văn truyền cảm hứng: “Tương lai thuộc về những người dám mơ lớn”.</w:t>
       </w:r>
     </w:p>
     <w:p>
       <w:pPr>
-        <w:spacing/>
-        <w:ind w:left="620" w:hanging="360"/>
-        <w:rPr>
-          <w:rFonts w:ascii="Times New Roman" w:hAnsi="Times New Roman" w:cs="Times New Roman"/>
-          <w:sz w:val="28"/>
-          <w:szCs w:val="28"/>
-        </w:rPr>
-      </w:pPr>
-      <w:r>
-        <w:rPr>
-          <w:rFonts w:ascii="Times New Roman" w:hAnsi="Times New Roman" w:eastAsia="Times New Roman"/>
-          <w:sz w:val="28"/>
+        <w:spacing w:before="120" w:after="120" w:line="240" w:lineRule="auto"/>
+        <w:ind w:left="620" w:hanging="360"/>
+        <w:jc w:val="both"/>
+        <w:rPr>
+          <w:rFonts w:ascii="Times New Roman" w:hAnsi="Times New Roman" w:cs="Times New Roman"/>
+          <w:sz w:val="28"/>
+          <w:szCs w:val="28"/>
+        </w:rPr>
+      </w:pPr>
+      <w:r>
+        <w:rPr>
+          <w:rFonts w:ascii="Times New Roman" w:eastAsia="Times New Roman" w:hAnsi="Times New Roman" w:cs="Times New Roman"/>
+          <w:sz w:val="28"/>
+          <w:szCs w:val="28"/>
         </w:rPr>
         <w:t>6.  Viết lộ trình phát triển bản thân để thích ứng với thay đổi công nghệ.</w:t>
       </w:r>
     </w:p>
     <w:p>
       <w:pPr>
-        <w:spacing/>
-        <w:ind w:left="620" w:hanging="360"/>
-        <w:rPr>
-          <w:rFonts w:ascii="Times New Roman" w:hAnsi="Times New Roman" w:cs="Times New Roman"/>
-          <w:sz w:val="28"/>
-          <w:szCs w:val="28"/>
-        </w:rPr>
-      </w:pPr>
-      <w:r>
-        <w:rPr>
-          <w:rFonts w:ascii="Times New Roman" w:hAnsi="Times New Roman" w:eastAsia="Times New Roman"/>
-          <w:sz w:val="28"/>
+        <w:spacing w:before="120" w:after="120" w:line="240" w:lineRule="auto"/>
+        <w:ind w:left="620" w:hanging="360"/>
+        <w:jc w:val="both"/>
+        <w:rPr>
+          <w:rFonts w:ascii="Times New Roman" w:hAnsi="Times New Roman" w:cs="Times New Roman"/>
+          <w:sz w:val="28"/>
+          <w:szCs w:val="28"/>
+        </w:rPr>
+      </w:pPr>
+      <w:r>
+        <w:rPr>
+          <w:rFonts w:ascii="Times New Roman" w:eastAsia="Times New Roman" w:hAnsi="Times New Roman" w:cs="Times New Roman"/>
+          <w:sz w:val="28"/>
+          <w:szCs w:val="28"/>
         </w:rPr>
         <w:t>7.  Hãy viết chiến lược sống cân bằng trong thế giới công nghệ tăng tốc.</w:t>
       </w:r>
     </w:p>
     <w:p>
       <w:pPr>
-        <w:spacing/>
-        <w:ind w:left="620" w:hanging="360"/>
-        <w:rPr>
-          <w:rFonts w:ascii="Times New Roman" w:hAnsi="Times New Roman" w:cs="Times New Roman"/>
-          <w:sz w:val="28"/>
-          <w:szCs w:val="28"/>
-        </w:rPr>
-      </w:pPr>
-      <w:r>
-        <w:rPr>
-          <w:rFonts w:ascii="Times New Roman" w:hAnsi="Times New Roman" w:eastAsia="Times New Roman"/>
-          <w:sz w:val="28"/>
+        <w:spacing w:before="120" w:after="120" w:line="240" w:lineRule="auto"/>
+        <w:ind w:left="620" w:hanging="360"/>
+        <w:jc w:val="both"/>
+        <w:rPr>
+          <w:rFonts w:ascii="Times New Roman" w:hAnsi="Times New Roman" w:cs="Times New Roman"/>
+          <w:sz w:val="28"/>
+          <w:szCs w:val="28"/>
+        </w:rPr>
+      </w:pPr>
+      <w:r>
+        <w:rPr>
+          <w:rFonts w:ascii="Times New Roman" w:eastAsia="Times New Roman" w:hAnsi="Times New Roman" w:cs="Times New Roman"/>
+          <w:sz w:val="28"/>
+          <w:szCs w:val="28"/>
         </w:rPr>
         <w:t>8.  Soạn bài blog 1.000 từ: “Tương lai của sự sáng tạo trong kỷ nguyên AI”.</w:t>
       </w:r>
     </w:p>
     <w:p>
       <w:pPr>
-        <w:spacing/>
-        <w:ind w:left="620" w:hanging="360"/>
-        <w:rPr>
-          <w:rFonts w:ascii="Times New Roman" w:hAnsi="Times New Roman" w:cs="Times New Roman"/>
-          <w:sz w:val="28"/>
-          <w:szCs w:val="28"/>
-        </w:rPr>
-      </w:pPr>
-      <w:r>
-        <w:rPr>
-          <w:rFonts w:ascii="Times New Roman" w:hAnsi="Times New Roman" w:eastAsia="Times New Roman"/>
-          <w:sz w:val="28"/>
+        <w:spacing w:before="120" w:after="120" w:line="240" w:lineRule="auto"/>
+        <w:ind w:left="620" w:hanging="360"/>
+        <w:jc w:val="both"/>
+        <w:rPr>
+          <w:rFonts w:ascii="Times New Roman" w:hAnsi="Times New Roman" w:cs="Times New Roman"/>
+          <w:sz w:val="28"/>
+          <w:szCs w:val="28"/>
+        </w:rPr>
+      </w:pPr>
+      <w:r>
+        <w:rPr>
+          <w:rFonts w:ascii="Times New Roman" w:eastAsia="Times New Roman" w:hAnsi="Times New Roman" w:cs="Times New Roman"/>
+          <w:sz w:val="28"/>
+          <w:szCs w:val="28"/>
         </w:rPr>
         <w:t>9.  Viết kịch bản phim ngắn truyền cảm hứng về con người và công nghệ cùng tiến hóa.</w:t>
       </w:r>
     </w:p>
     <w:p>
       <w:pPr>
-        <w:spacing/>
-        <w:ind w:left="620" w:hanging="360"/>
-        <w:rPr>
-          <w:rFonts w:ascii="Times New Roman" w:hAnsi="Times New Roman" w:cs="Times New Roman"/>
-          <w:sz w:val="28"/>
-          <w:szCs w:val="28"/>
-        </w:rPr>
-      </w:pPr>
-      <w:r>
-        <w:rPr>
-          <w:rFonts w:ascii="Times New Roman" w:hAnsi="Times New Roman" w:eastAsia="Times New Roman"/>
-          <w:sz w:val="28"/>
+        <w:spacing w:before="120" w:after="120" w:line="240" w:lineRule="auto"/>
+        <w:ind w:left="620" w:hanging="360"/>
+        <w:jc w:val="both"/>
+        <w:rPr>
+          <w:rFonts w:ascii="Times New Roman" w:hAnsi="Times New Roman" w:cs="Times New Roman"/>
+          <w:sz w:val="28"/>
+          <w:szCs w:val="28"/>
+        </w:rPr>
+      </w:pPr>
+      <w:r>
+        <w:rPr>
+          <w:rFonts w:ascii="Times New Roman" w:eastAsia="Times New Roman" w:hAnsi="Times New Roman" w:cs="Times New Roman"/>
+          <w:sz w:val="28"/>
+          <w:szCs w:val="28"/>
         </w:rPr>
         <w:t>10.Hãy viết bản tuyên ngôn “Con người + AI = Tương lai thịnh vượng chung”.</w:t>
       </w:r>
